--- a/Shubzda_Tema1/Шубзда_ТЕМА1.docx
+++ b/Shubzda_Tema1/Шубзда_ТЕМА1.docx
@@ -98,7 +98,7 @@
           <w:tab w:val="left" w:pos="1134"/>
         </w:tabs>
         <w:spacing w:before="0" w:beforeAutospacing="0" w:after="0" w:afterAutospacing="0"/>
-        <w:ind w:firstLine="675"/>
+        <w:ind w:left="567" w:firstLine="108"/>
         <w:jc w:val="both"/>
         <w:rPr>
           <w:color w:val="000000"/>
@@ -136,7 +136,41 @@
           <w:sz w:val="28"/>
           <w:szCs w:val="28"/>
         </w:rPr>
-        <w:t>Известна стоимость монитора, системного блока,</w:t>
+        <w:drawing>
+          <wp:inline distT="0" distB="0" distL="0" distR="0" wp14:anchorId="6034E5F0" wp14:editId="254F9EF5">
+            <wp:extent cx="5404207" cy="369868"/>
+            <wp:effectExtent l="0" t="0" r="0" b="0"/>
+            <wp:docPr id="1402018045" name="Рисунок 1"/>
+            <wp:cNvGraphicFramePr>
+              <a:graphicFrameLocks xmlns:a="http://schemas.openxmlformats.org/drawingml/2006/main" noChangeAspect="1"/>
+            </wp:cNvGraphicFramePr>
+            <a:graphic xmlns:a="http://schemas.openxmlformats.org/drawingml/2006/main">
+              <a:graphicData uri="http://schemas.openxmlformats.org/drawingml/2006/picture">
+                <pic:pic xmlns:pic="http://schemas.openxmlformats.org/drawingml/2006/picture">
+                  <pic:nvPicPr>
+                    <pic:cNvPr id="1402018045" name=""/>
+                    <pic:cNvPicPr/>
+                  </pic:nvPicPr>
+                  <pic:blipFill>
+                    <a:blip r:embed="rId8"/>
+                    <a:stretch>
+                      <a:fillRect/>
+                    </a:stretch>
+                  </pic:blipFill>
+                  <pic:spPr>
+                    <a:xfrm>
+                      <a:off x="0" y="0"/>
+                      <a:ext cx="5472087" cy="374514"/>
+                    </a:xfrm>
+                    <a:prstGeom prst="rect">
+                      <a:avLst/>
+                    </a:prstGeom>
+                  </pic:spPr>
+                </pic:pic>
+              </a:graphicData>
+            </a:graphic>
+          </wp:inline>
+        </w:drawing>
       </w:r>
     </w:p>
     <w:p>
@@ -161,57 +195,6 @@
           <w:sz w:val="28"/>
           <w:szCs w:val="28"/>
         </w:rPr>
-        <w:t>клавиатуры и мыши. Сколько будут стоить 3 компьютера из этих</w:t>
-      </w:r>
-    </w:p>
-    <w:p>
-      <w:pPr>
-        <w:pStyle w:val="aa"/>
-        <w:shd w:val="clear" w:color="auto" w:fill="FFFFFF"/>
-        <w:tabs>
-          <w:tab w:val="left" w:pos="1134"/>
-        </w:tabs>
-        <w:spacing w:before="0" w:beforeAutospacing="0" w:after="0" w:afterAutospacing="0"/>
-        <w:ind w:firstLine="675"/>
-        <w:jc w:val="both"/>
-        <w:rPr>
-          <w:color w:val="000000"/>
-          <w:sz w:val="28"/>
-          <w:szCs w:val="28"/>
-        </w:rPr>
-      </w:pPr>
-      <w:r>
-        <w:rPr>
-          <w:color w:val="000000"/>
-          <w:sz w:val="28"/>
-          <w:szCs w:val="28"/>
-        </w:rPr>
-        <w:t>элементов? N компьютеров?</w:t>
-      </w:r>
-    </w:p>
-    <w:p>
-      <w:pPr>
-        <w:pStyle w:val="aa"/>
-        <w:shd w:val="clear" w:color="auto" w:fill="FFFFFF"/>
-        <w:tabs>
-          <w:tab w:val="left" w:pos="1134"/>
-        </w:tabs>
-        <w:spacing w:before="0" w:beforeAutospacing="0" w:after="0" w:afterAutospacing="0"/>
-        <w:ind w:firstLine="675"/>
-        <w:jc w:val="both"/>
-        <w:rPr>
-          <w:color w:val="000000"/>
-          <w:sz w:val="28"/>
-          <w:szCs w:val="28"/>
-          <w:lang w:val="en-US"/>
-        </w:rPr>
-      </w:pPr>
-      <w:r>
-        <w:rPr>
-          <w:color w:val="000000"/>
-          <w:sz w:val="28"/>
-          <w:szCs w:val="28"/>
-        </w:rPr>
         <w:t>Листинг</w:t>
       </w:r>
       <w:r>
@@ -219,7 +202,6 @@
           <w:color w:val="000000"/>
           <w:sz w:val="28"/>
           <w:szCs w:val="28"/>
-          <w:lang w:val="en-US"/>
         </w:rPr>
         <w:t xml:space="preserve"> </w:t>
       </w:r>
@@ -236,7 +218,6 @@
           <w:color w:val="000000"/>
           <w:sz w:val="28"/>
           <w:szCs w:val="28"/>
-          <w:lang w:val="en-US"/>
         </w:rPr>
         <w:t>:</w:t>
       </w:r>
@@ -251,17 +232,33 @@
           <w:color w:val="000000"/>
           <w:sz w:val="28"/>
           <w:szCs w:val="28"/>
+        </w:rPr>
+      </w:pPr>
+      <w:r>
+        <w:rPr>
+          <w:color w:val="000000"/>
+          <w:sz w:val="28"/>
+          <w:szCs w:val="28"/>
           <w:lang w:val="en-US"/>
         </w:rPr>
-      </w:pPr>
+        <w:t>class</w:t>
+      </w:r>
       <w:r>
         <w:rPr>
           <w:color w:val="000000"/>
           <w:sz w:val="28"/>
           <w:szCs w:val="28"/>
+        </w:rPr>
+        <w:t xml:space="preserve"> </w:t>
+      </w:r>
+      <w:r>
+        <w:rPr>
+          <w:color w:val="000000"/>
+          <w:sz w:val="28"/>
+          <w:szCs w:val="28"/>
           <w:lang w:val="en-US"/>
         </w:rPr>
-        <w:t>using System;</w:t>
+        <w:t>a</w:t>
       </w:r>
     </w:p>
     <w:p>
@@ -274,7 +271,6 @@
           <w:color w:val="000000"/>
           <w:sz w:val="28"/>
           <w:szCs w:val="28"/>
-          <w:lang w:val="en-US"/>
         </w:rPr>
       </w:pPr>
       <w:r>
@@ -282,9 +278,8 @@
           <w:color w:val="000000"/>
           <w:sz w:val="28"/>
           <w:szCs w:val="28"/>
-          <w:lang w:val="en-US"/>
-        </w:rPr>
-        <w:t>class Program</w:t>
+        </w:rPr>
+        <w:t>{</w:t>
       </w:r>
     </w:p>
     <w:p>
@@ -297,6 +292,586 @@
           <w:color w:val="000000"/>
           <w:sz w:val="28"/>
           <w:szCs w:val="28"/>
+        </w:rPr>
+      </w:pPr>
+      <w:r>
+        <w:rPr>
+          <w:color w:val="000000"/>
+          <w:sz w:val="28"/>
+          <w:szCs w:val="28"/>
+        </w:rPr>
+        <w:t xml:space="preserve">    </w:t>
+      </w:r>
+      <w:r>
+        <w:rPr>
+          <w:color w:val="000000"/>
+          <w:sz w:val="28"/>
+          <w:szCs w:val="28"/>
+          <w:lang w:val="en-US"/>
+        </w:rPr>
+        <w:t>int</w:t>
+      </w:r>
+      <w:r>
+        <w:rPr>
+          <w:color w:val="000000"/>
+          <w:sz w:val="28"/>
+          <w:szCs w:val="28"/>
+        </w:rPr>
+        <w:t xml:space="preserve"> </w:t>
+      </w:r>
+      <w:r>
+        <w:rPr>
+          <w:color w:val="000000"/>
+          <w:sz w:val="28"/>
+          <w:szCs w:val="28"/>
+          <w:lang w:val="en-US"/>
+        </w:rPr>
+        <w:t>x</w:t>
+      </w:r>
+      <w:r>
+        <w:rPr>
+          <w:color w:val="000000"/>
+          <w:sz w:val="28"/>
+          <w:szCs w:val="28"/>
+        </w:rPr>
+        <w:t>;</w:t>
+      </w:r>
+    </w:p>
+    <w:p>
+      <w:pPr>
+        <w:pStyle w:val="aa"/>
+        <w:spacing w:before="0" w:beforeAutospacing="0" w:after="0" w:afterAutospacing="0" w:line="276" w:lineRule="auto"/>
+        <w:ind w:firstLine="675"/>
+        <w:jc w:val="both"/>
+        <w:rPr>
+          <w:color w:val="000000"/>
+          <w:sz w:val="28"/>
+          <w:szCs w:val="28"/>
+          <w:lang w:val="en-US"/>
+        </w:rPr>
+      </w:pPr>
+      <w:r>
+        <w:rPr>
+          <w:color w:val="000000"/>
+          <w:sz w:val="28"/>
+          <w:szCs w:val="28"/>
+        </w:rPr>
+        <w:t xml:space="preserve">    </w:t>
+      </w:r>
+      <w:r>
+        <w:rPr>
+          <w:color w:val="000000"/>
+          <w:sz w:val="28"/>
+          <w:szCs w:val="28"/>
+          <w:lang w:val="en-US"/>
+        </w:rPr>
+        <w:t>int y;</w:t>
+      </w:r>
+    </w:p>
+    <w:p>
+      <w:pPr>
+        <w:pStyle w:val="aa"/>
+        <w:spacing w:before="0" w:beforeAutospacing="0" w:after="0" w:afterAutospacing="0" w:line="276" w:lineRule="auto"/>
+        <w:ind w:firstLine="675"/>
+        <w:jc w:val="both"/>
+        <w:rPr>
+          <w:color w:val="000000"/>
+          <w:sz w:val="28"/>
+          <w:szCs w:val="28"/>
+          <w:lang w:val="en-US"/>
+        </w:rPr>
+      </w:pPr>
+      <w:r>
+        <w:rPr>
+          <w:color w:val="000000"/>
+          <w:sz w:val="28"/>
+          <w:szCs w:val="28"/>
+          <w:lang w:val="en-US"/>
+        </w:rPr>
+        <w:t xml:space="preserve">    public </w:t>
+      </w:r>
+      <w:proofErr w:type="gramStart"/>
+      <w:r>
+        <w:rPr>
+          <w:color w:val="000000"/>
+          <w:sz w:val="28"/>
+          <w:szCs w:val="28"/>
+          <w:lang w:val="en-US"/>
+        </w:rPr>
+        <w:t>a(</w:t>
+      </w:r>
+      <w:proofErr w:type="gramEnd"/>
+      <w:r>
+        <w:rPr>
+          <w:color w:val="000000"/>
+          <w:sz w:val="28"/>
+          <w:szCs w:val="28"/>
+          <w:lang w:val="en-US"/>
+        </w:rPr>
+        <w:t>int a, int b)</w:t>
+      </w:r>
+    </w:p>
+    <w:p>
+      <w:pPr>
+        <w:pStyle w:val="aa"/>
+        <w:spacing w:before="0" w:beforeAutospacing="0" w:after="0" w:afterAutospacing="0" w:line="276" w:lineRule="auto"/>
+        <w:ind w:firstLine="675"/>
+        <w:jc w:val="both"/>
+        <w:rPr>
+          <w:color w:val="000000"/>
+          <w:sz w:val="28"/>
+          <w:szCs w:val="28"/>
+          <w:lang w:val="en-US"/>
+        </w:rPr>
+      </w:pPr>
+      <w:r>
+        <w:rPr>
+          <w:color w:val="000000"/>
+          <w:sz w:val="28"/>
+          <w:szCs w:val="28"/>
+          <w:lang w:val="en-US"/>
+        </w:rPr>
+        <w:t xml:space="preserve">    {</w:t>
+      </w:r>
+    </w:p>
+    <w:p>
+      <w:pPr>
+        <w:pStyle w:val="aa"/>
+        <w:spacing w:before="0" w:beforeAutospacing="0" w:after="0" w:afterAutospacing="0" w:line="276" w:lineRule="auto"/>
+        <w:ind w:firstLine="675"/>
+        <w:jc w:val="both"/>
+        <w:rPr>
+          <w:color w:val="000000"/>
+          <w:sz w:val="28"/>
+          <w:szCs w:val="28"/>
+          <w:lang w:val="en-US"/>
+        </w:rPr>
+      </w:pPr>
+      <w:r>
+        <w:rPr>
+          <w:color w:val="000000"/>
+          <w:sz w:val="28"/>
+          <w:szCs w:val="28"/>
+          <w:lang w:val="en-US"/>
+        </w:rPr>
+        <w:t xml:space="preserve">        x = a;</w:t>
+      </w:r>
+    </w:p>
+    <w:p>
+      <w:pPr>
+        <w:pStyle w:val="aa"/>
+        <w:spacing w:before="0" w:beforeAutospacing="0" w:after="0" w:afterAutospacing="0" w:line="276" w:lineRule="auto"/>
+        <w:ind w:firstLine="675"/>
+        <w:jc w:val="both"/>
+        <w:rPr>
+          <w:color w:val="000000"/>
+          <w:sz w:val="28"/>
+          <w:szCs w:val="28"/>
+          <w:lang w:val="en-US"/>
+        </w:rPr>
+      </w:pPr>
+      <w:r>
+        <w:rPr>
+          <w:color w:val="000000"/>
+          <w:sz w:val="28"/>
+          <w:szCs w:val="28"/>
+          <w:lang w:val="en-US"/>
+        </w:rPr>
+        <w:t xml:space="preserve">        y = b;</w:t>
+      </w:r>
+    </w:p>
+    <w:p>
+      <w:pPr>
+        <w:pStyle w:val="aa"/>
+        <w:spacing w:before="0" w:beforeAutospacing="0" w:after="0" w:afterAutospacing="0" w:line="276" w:lineRule="auto"/>
+        <w:ind w:firstLine="675"/>
+        <w:jc w:val="both"/>
+        <w:rPr>
+          <w:color w:val="000000"/>
+          <w:sz w:val="28"/>
+          <w:szCs w:val="28"/>
+          <w:lang w:val="en-US"/>
+        </w:rPr>
+      </w:pPr>
+      <w:r>
+        <w:rPr>
+          <w:color w:val="000000"/>
+          <w:sz w:val="28"/>
+          <w:szCs w:val="28"/>
+          <w:lang w:val="en-US"/>
+        </w:rPr>
+        <w:t xml:space="preserve">    }</w:t>
+      </w:r>
+    </w:p>
+    <w:p>
+      <w:pPr>
+        <w:pStyle w:val="aa"/>
+        <w:spacing w:before="0" w:beforeAutospacing="0" w:after="0" w:afterAutospacing="0" w:line="276" w:lineRule="auto"/>
+        <w:ind w:firstLine="675"/>
+        <w:jc w:val="both"/>
+        <w:rPr>
+          <w:color w:val="000000"/>
+          <w:sz w:val="28"/>
+          <w:szCs w:val="28"/>
+          <w:lang w:val="en-US"/>
+        </w:rPr>
+      </w:pPr>
+      <w:r>
+        <w:rPr>
+          <w:color w:val="000000"/>
+          <w:sz w:val="28"/>
+          <w:szCs w:val="28"/>
+          <w:lang w:val="en-US"/>
+        </w:rPr>
+        <w:t xml:space="preserve">    public double f1()</w:t>
+      </w:r>
+    </w:p>
+    <w:p>
+      <w:pPr>
+        <w:pStyle w:val="aa"/>
+        <w:spacing w:before="0" w:beforeAutospacing="0" w:after="0" w:afterAutospacing="0" w:line="276" w:lineRule="auto"/>
+        <w:ind w:firstLine="675"/>
+        <w:jc w:val="both"/>
+        <w:rPr>
+          <w:color w:val="000000"/>
+          <w:sz w:val="28"/>
+          <w:szCs w:val="28"/>
+          <w:lang w:val="en-US"/>
+        </w:rPr>
+      </w:pPr>
+      <w:r>
+        <w:rPr>
+          <w:color w:val="000000"/>
+          <w:sz w:val="28"/>
+          <w:szCs w:val="28"/>
+          <w:lang w:val="en-US"/>
+        </w:rPr>
+        <w:t xml:space="preserve">    {</w:t>
+      </w:r>
+    </w:p>
+    <w:p>
+      <w:pPr>
+        <w:pStyle w:val="aa"/>
+        <w:spacing w:before="0" w:beforeAutospacing="0" w:after="0" w:afterAutospacing="0" w:line="276" w:lineRule="auto"/>
+        <w:ind w:firstLine="675"/>
+        <w:jc w:val="both"/>
+        <w:rPr>
+          <w:color w:val="000000"/>
+          <w:sz w:val="28"/>
+          <w:szCs w:val="28"/>
+          <w:lang w:val="en-US"/>
+        </w:rPr>
+      </w:pPr>
+      <w:r>
+        <w:rPr>
+          <w:color w:val="000000"/>
+          <w:sz w:val="28"/>
+          <w:szCs w:val="28"/>
+          <w:lang w:val="en-US"/>
+        </w:rPr>
+        <w:t xml:space="preserve">        return 4.0 / (x + 2) * y;</w:t>
+      </w:r>
+    </w:p>
+    <w:p>
+      <w:pPr>
+        <w:pStyle w:val="aa"/>
+        <w:spacing w:before="0" w:beforeAutospacing="0" w:after="0" w:afterAutospacing="0" w:line="276" w:lineRule="auto"/>
+        <w:ind w:firstLine="675"/>
+        <w:jc w:val="both"/>
+        <w:rPr>
+          <w:color w:val="000000"/>
+          <w:sz w:val="28"/>
+          <w:szCs w:val="28"/>
+          <w:lang w:val="en-US"/>
+        </w:rPr>
+      </w:pPr>
+      <w:r>
+        <w:rPr>
+          <w:color w:val="000000"/>
+          <w:sz w:val="28"/>
+          <w:szCs w:val="28"/>
+          <w:lang w:val="en-US"/>
+        </w:rPr>
+        <w:t xml:space="preserve">    }</w:t>
+      </w:r>
+    </w:p>
+    <w:p>
+      <w:pPr>
+        <w:pStyle w:val="aa"/>
+        <w:spacing w:before="0" w:beforeAutospacing="0" w:after="0" w:afterAutospacing="0" w:line="276" w:lineRule="auto"/>
+        <w:ind w:firstLine="675"/>
+        <w:jc w:val="both"/>
+        <w:rPr>
+          <w:color w:val="000000"/>
+          <w:sz w:val="28"/>
+          <w:szCs w:val="28"/>
+          <w:lang w:val="en-US"/>
+        </w:rPr>
+      </w:pPr>
+      <w:r>
+        <w:rPr>
+          <w:color w:val="000000"/>
+          <w:sz w:val="28"/>
+          <w:szCs w:val="28"/>
+          <w:lang w:val="en-US"/>
+        </w:rPr>
+        <w:t xml:space="preserve">    public double f2()</w:t>
+      </w:r>
+    </w:p>
+    <w:p>
+      <w:pPr>
+        <w:pStyle w:val="aa"/>
+        <w:spacing w:before="0" w:beforeAutospacing="0" w:after="0" w:afterAutospacing="0" w:line="276" w:lineRule="auto"/>
+        <w:ind w:firstLine="675"/>
+        <w:jc w:val="both"/>
+        <w:rPr>
+          <w:color w:val="000000"/>
+          <w:sz w:val="28"/>
+          <w:szCs w:val="28"/>
+          <w:lang w:val="en-US"/>
+        </w:rPr>
+      </w:pPr>
+      <w:r>
+        <w:rPr>
+          <w:color w:val="000000"/>
+          <w:sz w:val="28"/>
+          <w:szCs w:val="28"/>
+          <w:lang w:val="en-US"/>
+        </w:rPr>
+        <w:t xml:space="preserve">    {</w:t>
+      </w:r>
+    </w:p>
+    <w:p>
+      <w:pPr>
+        <w:pStyle w:val="aa"/>
+        <w:spacing w:before="0" w:beforeAutospacing="0" w:after="0" w:afterAutospacing="0" w:line="276" w:lineRule="auto"/>
+        <w:ind w:firstLine="675"/>
+        <w:jc w:val="both"/>
+        <w:rPr>
+          <w:color w:val="000000"/>
+          <w:sz w:val="28"/>
+          <w:szCs w:val="28"/>
+          <w:lang w:val="en-US"/>
+        </w:rPr>
+      </w:pPr>
+      <w:r>
+        <w:rPr>
+          <w:color w:val="000000"/>
+          <w:sz w:val="28"/>
+          <w:szCs w:val="28"/>
+          <w:lang w:val="en-US"/>
+        </w:rPr>
+        <w:t xml:space="preserve">        double r = 1;</w:t>
+      </w:r>
+    </w:p>
+    <w:p>
+      <w:pPr>
+        <w:pStyle w:val="aa"/>
+        <w:spacing w:before="0" w:beforeAutospacing="0" w:after="0" w:afterAutospacing="0" w:line="276" w:lineRule="auto"/>
+        <w:ind w:firstLine="675"/>
+        <w:jc w:val="both"/>
+        <w:rPr>
+          <w:color w:val="000000"/>
+          <w:sz w:val="28"/>
+          <w:szCs w:val="28"/>
+          <w:lang w:val="en-US"/>
+        </w:rPr>
+      </w:pPr>
+      <w:r>
+        <w:rPr>
+          <w:color w:val="000000"/>
+          <w:sz w:val="28"/>
+          <w:szCs w:val="28"/>
+          <w:lang w:val="en-US"/>
+        </w:rPr>
+        <w:t xml:space="preserve">        for (int </w:t>
+      </w:r>
+      <w:proofErr w:type="spellStart"/>
+      <w:r>
+        <w:rPr>
+          <w:color w:val="000000"/>
+          <w:sz w:val="28"/>
+          <w:szCs w:val="28"/>
+          <w:lang w:val="en-US"/>
+        </w:rPr>
+        <w:t>i</w:t>
+      </w:r>
+      <w:proofErr w:type="spellEnd"/>
+      <w:r>
+        <w:rPr>
+          <w:color w:val="000000"/>
+          <w:sz w:val="28"/>
+          <w:szCs w:val="28"/>
+          <w:lang w:val="en-US"/>
+        </w:rPr>
+        <w:t xml:space="preserve"> = 0; </w:t>
+      </w:r>
+      <w:proofErr w:type="spellStart"/>
+      <w:r>
+        <w:rPr>
+          <w:color w:val="000000"/>
+          <w:sz w:val="28"/>
+          <w:szCs w:val="28"/>
+          <w:lang w:val="en-US"/>
+        </w:rPr>
+        <w:t>i</w:t>
+      </w:r>
+      <w:proofErr w:type="spellEnd"/>
+      <w:r>
+        <w:rPr>
+          <w:color w:val="000000"/>
+          <w:sz w:val="28"/>
+          <w:szCs w:val="28"/>
+          <w:lang w:val="en-US"/>
+        </w:rPr>
+        <w:t xml:space="preserve"> &lt; 10; </w:t>
+      </w:r>
+      <w:proofErr w:type="spellStart"/>
+      <w:r>
+        <w:rPr>
+          <w:color w:val="000000"/>
+          <w:sz w:val="28"/>
+          <w:szCs w:val="28"/>
+          <w:lang w:val="en-US"/>
+        </w:rPr>
+        <w:t>i</w:t>
+      </w:r>
+      <w:proofErr w:type="spellEnd"/>
+      <w:r>
+        <w:rPr>
+          <w:color w:val="000000"/>
+          <w:sz w:val="28"/>
+          <w:szCs w:val="28"/>
+          <w:lang w:val="en-US"/>
+        </w:rPr>
+        <w:t>++)</w:t>
+      </w:r>
+    </w:p>
+    <w:p>
+      <w:pPr>
+        <w:pStyle w:val="aa"/>
+        <w:spacing w:before="0" w:beforeAutospacing="0" w:after="0" w:afterAutospacing="0" w:line="276" w:lineRule="auto"/>
+        <w:ind w:firstLine="675"/>
+        <w:jc w:val="both"/>
+        <w:rPr>
+          <w:color w:val="000000"/>
+          <w:sz w:val="28"/>
+          <w:szCs w:val="28"/>
+          <w:lang w:val="en-US"/>
+        </w:rPr>
+      </w:pPr>
+      <w:r>
+        <w:rPr>
+          <w:color w:val="000000"/>
+          <w:sz w:val="28"/>
+          <w:szCs w:val="28"/>
+          <w:lang w:val="en-US"/>
+        </w:rPr>
+        <w:t xml:space="preserve">            r *= y;</w:t>
+      </w:r>
+    </w:p>
+    <w:p>
+      <w:pPr>
+        <w:pStyle w:val="aa"/>
+        <w:spacing w:before="0" w:beforeAutospacing="0" w:after="0" w:afterAutospacing="0" w:line="276" w:lineRule="auto"/>
+        <w:ind w:firstLine="675"/>
+        <w:jc w:val="both"/>
+        <w:rPr>
+          <w:color w:val="000000"/>
+          <w:sz w:val="28"/>
+          <w:szCs w:val="28"/>
+          <w:lang w:val="en-US"/>
+        </w:rPr>
+      </w:pPr>
+      <w:r>
+        <w:rPr>
+          <w:color w:val="000000"/>
+          <w:sz w:val="28"/>
+          <w:szCs w:val="28"/>
+          <w:lang w:val="en-US"/>
+        </w:rPr>
+        <w:t xml:space="preserve">        return r;</w:t>
+      </w:r>
+    </w:p>
+    <w:p>
+      <w:pPr>
+        <w:pStyle w:val="aa"/>
+        <w:spacing w:before="0" w:beforeAutospacing="0" w:after="0" w:afterAutospacing="0" w:line="276" w:lineRule="auto"/>
+        <w:ind w:firstLine="675"/>
+        <w:jc w:val="both"/>
+        <w:rPr>
+          <w:color w:val="000000"/>
+          <w:sz w:val="28"/>
+          <w:szCs w:val="28"/>
+          <w:lang w:val="en-US"/>
+        </w:rPr>
+      </w:pPr>
+      <w:r>
+        <w:rPr>
+          <w:color w:val="000000"/>
+          <w:sz w:val="28"/>
+          <w:szCs w:val="28"/>
+          <w:lang w:val="en-US"/>
+        </w:rPr>
+        <w:t xml:space="preserve">    }</w:t>
+      </w:r>
+    </w:p>
+    <w:p>
+      <w:pPr>
+        <w:pStyle w:val="aa"/>
+        <w:spacing w:before="0" w:beforeAutospacing="0" w:after="0" w:afterAutospacing="0" w:line="276" w:lineRule="auto"/>
+        <w:ind w:firstLine="675"/>
+        <w:jc w:val="both"/>
+        <w:rPr>
+          <w:color w:val="000000"/>
+          <w:sz w:val="28"/>
+          <w:szCs w:val="28"/>
+          <w:lang w:val="en-US"/>
+        </w:rPr>
+      </w:pPr>
+      <w:r>
+        <w:rPr>
+          <w:color w:val="000000"/>
+          <w:sz w:val="28"/>
+          <w:szCs w:val="28"/>
+          <w:lang w:val="en-US"/>
+        </w:rPr>
+        <w:t>}</w:t>
+      </w:r>
+    </w:p>
+    <w:p>
+      <w:pPr>
+        <w:pStyle w:val="aa"/>
+        <w:spacing w:before="0" w:beforeAutospacing="0" w:after="0" w:afterAutospacing="0" w:line="276" w:lineRule="auto"/>
+        <w:ind w:firstLine="675"/>
+        <w:jc w:val="both"/>
+        <w:rPr>
+          <w:color w:val="000000"/>
+          <w:sz w:val="28"/>
+          <w:szCs w:val="28"/>
+          <w:lang w:val="en-US"/>
+        </w:rPr>
+      </w:pPr>
+      <w:r>
+        <w:rPr>
+          <w:color w:val="000000"/>
+          <w:sz w:val="28"/>
+          <w:szCs w:val="28"/>
+          <w:lang w:val="en-US"/>
+        </w:rPr>
+        <w:t>class program</w:t>
+      </w:r>
+    </w:p>
+    <w:p>
+      <w:pPr>
+        <w:pStyle w:val="aa"/>
+        <w:spacing w:before="0" w:beforeAutospacing="0" w:after="0" w:afterAutospacing="0" w:line="276" w:lineRule="auto"/>
+        <w:ind w:firstLine="675"/>
+        <w:jc w:val="both"/>
+        <w:rPr>
+          <w:color w:val="000000"/>
+          <w:sz w:val="28"/>
+          <w:szCs w:val="28"/>
           <w:lang w:val="en-US"/>
         </w:rPr>
       </w:pPr>
@@ -396,7 +971,47 @@
           <w:szCs w:val="28"/>
           <w:lang w:val="en-US"/>
         </w:rPr>
-        <w:t xml:space="preserve">        double monitor, block, keyboard, mouse;</w:t>
+        <w:t xml:space="preserve">        </w:t>
+      </w:r>
+      <w:proofErr w:type="gramStart"/>
+      <w:r>
+        <w:rPr>
+          <w:color w:val="000000"/>
+          <w:sz w:val="28"/>
+          <w:szCs w:val="28"/>
+          <w:lang w:val="en-US"/>
+        </w:rPr>
+        <w:t>a</w:t>
+      </w:r>
+      <w:proofErr w:type="gramEnd"/>
+      <w:r>
+        <w:rPr>
+          <w:color w:val="000000"/>
+          <w:sz w:val="28"/>
+          <w:szCs w:val="28"/>
+          <w:lang w:val="en-US"/>
+        </w:rPr>
+        <w:t xml:space="preserve"> obj = new </w:t>
+      </w:r>
+      <w:proofErr w:type="gramStart"/>
+      <w:r>
+        <w:rPr>
+          <w:color w:val="000000"/>
+          <w:sz w:val="28"/>
+          <w:szCs w:val="28"/>
+          <w:lang w:val="en-US"/>
+        </w:rPr>
+        <w:t>a(</w:t>
+      </w:r>
+      <w:proofErr w:type="gramEnd"/>
+      <w:r>
+        <w:rPr>
+          <w:color w:val="000000"/>
+          <w:sz w:val="28"/>
+          <w:szCs w:val="28"/>
+          <w:lang w:val="en-US"/>
+        </w:rPr>
+        <w:t>2, 3);</w:t>
       </w:r>
     </w:p>
     <w:p>
@@ -419,7 +1034,49 @@
           <w:szCs w:val="28"/>
           <w:lang w:val="en-US"/>
         </w:rPr>
-        <w:t xml:space="preserve">        double one, three, total;</w:t>
+        <w:t xml:space="preserve">        </w:t>
+      </w:r>
+      <w:proofErr w:type="spellStart"/>
+      <w:proofErr w:type="gramStart"/>
+      <w:r>
+        <w:rPr>
+          <w:color w:val="000000"/>
+          <w:sz w:val="28"/>
+          <w:szCs w:val="28"/>
+          <w:lang w:val="en-US"/>
+        </w:rPr>
+        <w:t>System.Console.WriteLine</w:t>
+      </w:r>
+      <w:proofErr w:type="spellEnd"/>
+      <w:proofErr w:type="gramEnd"/>
+      <w:r>
+        <w:rPr>
+          <w:color w:val="000000"/>
+          <w:sz w:val="28"/>
+          <w:szCs w:val="28"/>
+          <w:lang w:val="en-US"/>
+        </w:rPr>
+        <w:t>(</w:t>
+      </w:r>
+      <w:proofErr w:type="gramStart"/>
+      <w:r>
+        <w:rPr>
+          <w:color w:val="000000"/>
+          <w:sz w:val="28"/>
+          <w:szCs w:val="28"/>
+          <w:lang w:val="en-US"/>
+        </w:rPr>
+        <w:t>obj.f</w:t>
+      </w:r>
+      <w:proofErr w:type="gramEnd"/>
+      <w:r>
+        <w:rPr>
+          <w:color w:val="000000"/>
+          <w:sz w:val="28"/>
+          <w:szCs w:val="28"/>
+          <w:lang w:val="en-US"/>
+        </w:rPr>
+        <w:t>1());</w:t>
       </w:r>
     </w:p>
     <w:p>
@@ -442,7 +1099,49 @@
           <w:szCs w:val="28"/>
           <w:lang w:val="en-US"/>
         </w:rPr>
-        <w:t xml:space="preserve">        int n;</w:t>
+        <w:t xml:space="preserve">        </w:t>
+      </w:r>
+      <w:proofErr w:type="spellStart"/>
+      <w:proofErr w:type="gramStart"/>
+      <w:r>
+        <w:rPr>
+          <w:color w:val="000000"/>
+          <w:sz w:val="28"/>
+          <w:szCs w:val="28"/>
+          <w:lang w:val="en-US"/>
+        </w:rPr>
+        <w:t>System.Console.WriteLine</w:t>
+      </w:r>
+      <w:proofErr w:type="spellEnd"/>
+      <w:proofErr w:type="gramEnd"/>
+      <w:r>
+        <w:rPr>
+          <w:color w:val="000000"/>
+          <w:sz w:val="28"/>
+          <w:szCs w:val="28"/>
+          <w:lang w:val="en-US"/>
+        </w:rPr>
+        <w:t>(</w:t>
+      </w:r>
+      <w:proofErr w:type="gramStart"/>
+      <w:r>
+        <w:rPr>
+          <w:color w:val="000000"/>
+          <w:sz w:val="28"/>
+          <w:szCs w:val="28"/>
+          <w:lang w:val="en-US"/>
+        </w:rPr>
+        <w:t>obj.f</w:t>
+      </w:r>
+      <w:proofErr w:type="gramEnd"/>
+      <w:r>
+        <w:rPr>
+          <w:color w:val="000000"/>
+          <w:sz w:val="28"/>
+          <w:szCs w:val="28"/>
+          <w:lang w:val="en-US"/>
+        </w:rPr>
+        <w:t>2());</w:t>
       </w:r>
     </w:p>
     <w:p>
@@ -455,7 +1154,6 @@
           <w:color w:val="000000"/>
           <w:sz w:val="28"/>
           <w:szCs w:val="28"/>
-          <w:lang w:val="en-US"/>
         </w:rPr>
       </w:pPr>
       <w:r>
@@ -468,6 +1166,7 @@
         <w:t xml:space="preserve">        </w:t>
       </w:r>
       <w:proofErr w:type="spellStart"/>
+      <w:proofErr w:type="gramStart"/>
       <w:r>
         <w:rPr>
           <w:color w:val="000000"/>
@@ -475,9 +1174,10 @@
           <w:szCs w:val="28"/>
           <w:lang w:val="en-US"/>
         </w:rPr>
-        <w:t>Console.Write</w:t>
+        <w:t>System.Console.ReadLine</w:t>
       </w:r>
       <w:proofErr w:type="spellEnd"/>
+      <w:proofErr w:type="gramEnd"/>
       <w:r>
         <w:rPr>
           <w:color w:val="000000"/>
@@ -485,47 +1185,7 @@
           <w:szCs w:val="28"/>
           <w:lang w:val="en-US"/>
         </w:rPr>
-        <w:t>("</w:t>
-      </w:r>
-      <w:proofErr w:type="spellStart"/>
-      <w:r>
-        <w:rPr>
-          <w:color w:val="000000"/>
-          <w:sz w:val="28"/>
-          <w:szCs w:val="28"/>
-          <w:lang w:val="en-US"/>
-        </w:rPr>
-        <w:t>Цена</w:t>
-      </w:r>
-      <w:proofErr w:type="spellEnd"/>
-      <w:r>
-        <w:rPr>
-          <w:color w:val="000000"/>
-          <w:sz w:val="28"/>
-          <w:szCs w:val="28"/>
-          <w:lang w:val="en-US"/>
-        </w:rPr>
-        <w:t xml:space="preserve"> </w:t>
-      </w:r>
-      <w:proofErr w:type="spellStart"/>
-      <w:r>
-        <w:rPr>
-          <w:color w:val="000000"/>
-          <w:sz w:val="28"/>
-          <w:szCs w:val="28"/>
-          <w:lang w:val="en-US"/>
-        </w:rPr>
-        <w:t>монитора</w:t>
-      </w:r>
-      <w:proofErr w:type="spellEnd"/>
-      <w:r>
-        <w:rPr>
-          <w:color w:val="000000"/>
-          <w:sz w:val="28"/>
-          <w:szCs w:val="28"/>
-          <w:lang w:val="en-US"/>
-        </w:rPr>
-        <w:t>: ");</w:t>
+        <w:t>();</w:t>
       </w:r>
     </w:p>
     <w:p>
@@ -538,58 +1198,8 @@
           <w:color w:val="000000"/>
           <w:sz w:val="28"/>
           <w:szCs w:val="28"/>
-          <w:lang w:val="en-US"/>
-        </w:rPr>
-      </w:pPr>
-      <w:r>
-        <w:rPr>
-          <w:color w:val="000000"/>
-          <w:sz w:val="28"/>
-          <w:szCs w:val="28"/>
-          <w:lang w:val="en-US"/>
-        </w:rPr>
-        <w:t xml:space="preserve">        monitor = </w:t>
-      </w:r>
-      <w:proofErr w:type="spellStart"/>
-      <w:r>
-        <w:rPr>
-          <w:color w:val="000000"/>
-          <w:sz w:val="28"/>
-          <w:szCs w:val="28"/>
-          <w:lang w:val="en-US"/>
-        </w:rPr>
-        <w:t>Convert.ToDouble</w:t>
-      </w:r>
-      <w:proofErr w:type="spellEnd"/>
-      <w:r>
-        <w:rPr>
-          <w:color w:val="000000"/>
-          <w:sz w:val="28"/>
-          <w:szCs w:val="28"/>
-          <w:lang w:val="en-US"/>
-        </w:rPr>
-        <w:t>(</w:t>
-      </w:r>
-      <w:proofErr w:type="spellStart"/>
-      <w:r>
-        <w:rPr>
-          <w:color w:val="000000"/>
-          <w:sz w:val="28"/>
-          <w:szCs w:val="28"/>
-          <w:lang w:val="en-US"/>
-        </w:rPr>
-        <w:t>Console.ReadLine</w:t>
-      </w:r>
-      <w:proofErr w:type="spellEnd"/>
-      <w:r>
-        <w:rPr>
-          <w:color w:val="000000"/>
-          <w:sz w:val="28"/>
-          <w:szCs w:val="28"/>
-          <w:lang w:val="en-US"/>
-        </w:rPr>
-        <w:t>());</w:t>
-      </w:r>
+        </w:rPr>
+      </w:pPr>
     </w:p>
     <w:p>
       <w:pPr>
@@ -603,40 +1213,6 @@
           <w:szCs w:val="28"/>
         </w:rPr>
       </w:pPr>
-      <w:r>
-        <w:rPr>
-          <w:color w:val="000000"/>
-          <w:sz w:val="28"/>
-          <w:szCs w:val="28"/>
-          <w:lang w:val="en-US"/>
-        </w:rPr>
-        <w:t xml:space="preserve">        Console</w:t>
-      </w:r>
-      <w:r>
-        <w:rPr>
-          <w:color w:val="000000"/>
-          <w:sz w:val="28"/>
-          <w:szCs w:val="28"/>
-        </w:rPr>
-        <w:t>.</w:t>
-      </w:r>
-      <w:r>
-        <w:rPr>
-          <w:color w:val="000000"/>
-          <w:sz w:val="28"/>
-          <w:szCs w:val="28"/>
-          <w:lang w:val="en-US"/>
-        </w:rPr>
-        <w:t>Write</w:t>
-      </w:r>
-      <w:r>
-        <w:rPr>
-          <w:color w:val="000000"/>
-          <w:sz w:val="28"/>
-          <w:szCs w:val="28"/>
-        </w:rPr>
-        <w:t>("Цена системного блока: ");</w:t>
-      </w:r>
     </w:p>
     <w:p>
       <w:pPr>
@@ -648,66 +1224,8 @@
           <w:color w:val="000000"/>
           <w:sz w:val="28"/>
           <w:szCs w:val="28"/>
-          <w:lang w:val="en-US"/>
-        </w:rPr>
-      </w:pPr>
-      <w:r>
-        <w:rPr>
-          <w:color w:val="000000"/>
-          <w:sz w:val="28"/>
-          <w:szCs w:val="28"/>
-        </w:rPr>
-        <w:t xml:space="preserve">        </w:t>
-      </w:r>
-      <w:r>
-        <w:rPr>
-          <w:color w:val="000000"/>
-          <w:sz w:val="28"/>
-          <w:szCs w:val="28"/>
-          <w:lang w:val="en-US"/>
-        </w:rPr>
-        <w:t xml:space="preserve">block = </w:t>
-      </w:r>
-      <w:proofErr w:type="spellStart"/>
-      <w:r>
-        <w:rPr>
-          <w:color w:val="000000"/>
-          <w:sz w:val="28"/>
-          <w:szCs w:val="28"/>
-          <w:lang w:val="en-US"/>
-        </w:rPr>
-        <w:t>Convert.ToDouble</w:t>
-      </w:r>
-      <w:proofErr w:type="spellEnd"/>
-      <w:r>
-        <w:rPr>
-          <w:color w:val="000000"/>
-          <w:sz w:val="28"/>
-          <w:szCs w:val="28"/>
-          <w:lang w:val="en-US"/>
-        </w:rPr>
-        <w:t>(</w:t>
-      </w:r>
-      <w:proofErr w:type="spellStart"/>
-      <w:r>
-        <w:rPr>
-          <w:color w:val="000000"/>
-          <w:sz w:val="28"/>
-          <w:szCs w:val="28"/>
-          <w:lang w:val="en-US"/>
-        </w:rPr>
-        <w:t>Console.ReadLine</w:t>
-      </w:r>
-      <w:proofErr w:type="spellEnd"/>
-      <w:r>
-        <w:rPr>
-          <w:color w:val="000000"/>
-          <w:sz w:val="28"/>
-          <w:szCs w:val="28"/>
-          <w:lang w:val="en-US"/>
-        </w:rPr>
-        <w:t>());</w:t>
-      </w:r>
+        </w:rPr>
+      </w:pPr>
     </w:p>
     <w:p>
       <w:pPr>
@@ -719,78 +1237,8 @@
           <w:color w:val="000000"/>
           <w:sz w:val="28"/>
           <w:szCs w:val="28"/>
-          <w:lang w:val="en-US"/>
-        </w:rPr>
-      </w:pPr>
-      <w:r>
-        <w:rPr>
-          <w:color w:val="000000"/>
-          <w:sz w:val="28"/>
-          <w:szCs w:val="28"/>
-          <w:lang w:val="en-US"/>
-        </w:rPr>
-        <w:t xml:space="preserve">        </w:t>
-      </w:r>
-      <w:proofErr w:type="spellStart"/>
-      <w:r>
-        <w:rPr>
-          <w:color w:val="000000"/>
-          <w:sz w:val="28"/>
-          <w:szCs w:val="28"/>
-          <w:lang w:val="en-US"/>
-        </w:rPr>
-        <w:t>Console.Write</w:t>
-      </w:r>
-      <w:proofErr w:type="spellEnd"/>
-      <w:r>
-        <w:rPr>
-          <w:color w:val="000000"/>
-          <w:sz w:val="28"/>
-          <w:szCs w:val="28"/>
-          <w:lang w:val="en-US"/>
-        </w:rPr>
-        <w:t>("</w:t>
-      </w:r>
-      <w:proofErr w:type="spellStart"/>
-      <w:r>
-        <w:rPr>
-          <w:color w:val="000000"/>
-          <w:sz w:val="28"/>
-          <w:szCs w:val="28"/>
-          <w:lang w:val="en-US"/>
-        </w:rPr>
-        <w:t>Цена</w:t>
-      </w:r>
-      <w:proofErr w:type="spellEnd"/>
-      <w:r>
-        <w:rPr>
-          <w:color w:val="000000"/>
-          <w:sz w:val="28"/>
-          <w:szCs w:val="28"/>
-          <w:lang w:val="en-US"/>
-        </w:rPr>
-        <w:t xml:space="preserve"> </w:t>
-      </w:r>
-      <w:proofErr w:type="spellStart"/>
-      <w:r>
-        <w:rPr>
-          <w:color w:val="000000"/>
-          <w:sz w:val="28"/>
-          <w:szCs w:val="28"/>
-          <w:lang w:val="en-US"/>
-        </w:rPr>
-        <w:t>клавиатуры</w:t>
-      </w:r>
-      <w:proofErr w:type="spellEnd"/>
-      <w:r>
-        <w:rPr>
-          <w:color w:val="000000"/>
-          <w:sz w:val="28"/>
-          <w:szCs w:val="28"/>
-          <w:lang w:val="en-US"/>
-        </w:rPr>
-        <w:t>: ");</w:t>
-      </w:r>
+        </w:rPr>
+      </w:pPr>
     </w:p>
     <w:p>
       <w:pPr>
@@ -812,714 +1260,8 @@
           <w:szCs w:val="28"/>
           <w:lang w:val="en-US"/>
         </w:rPr>
-        <w:t xml:space="preserve">        keyboard = </w:t>
-      </w:r>
-      <w:proofErr w:type="spellStart"/>
-      <w:r>
-        <w:rPr>
-          <w:color w:val="000000"/>
-          <w:sz w:val="28"/>
-          <w:szCs w:val="28"/>
-          <w:lang w:val="en-US"/>
-        </w:rPr>
-        <w:t>Convert.ToDouble</w:t>
-      </w:r>
-      <w:proofErr w:type="spellEnd"/>
-      <w:r>
-        <w:rPr>
-          <w:color w:val="000000"/>
-          <w:sz w:val="28"/>
-          <w:szCs w:val="28"/>
-          <w:lang w:val="en-US"/>
-        </w:rPr>
-        <w:t>(</w:t>
-      </w:r>
-      <w:proofErr w:type="spellStart"/>
-      <w:r>
-        <w:rPr>
-          <w:color w:val="000000"/>
-          <w:sz w:val="28"/>
-          <w:szCs w:val="28"/>
-          <w:lang w:val="en-US"/>
-        </w:rPr>
-        <w:t>Console.ReadLine</w:t>
-      </w:r>
-      <w:proofErr w:type="spellEnd"/>
-      <w:r>
-        <w:rPr>
-          <w:color w:val="000000"/>
-          <w:sz w:val="28"/>
-          <w:szCs w:val="28"/>
-          <w:lang w:val="en-US"/>
-        </w:rPr>
-        <w:t>());</w:t>
-      </w:r>
-    </w:p>
-    <w:p>
-      <w:pPr>
-        <w:pStyle w:val="aa"/>
-        <w:spacing w:before="0" w:beforeAutospacing="0" w:after="0" w:afterAutospacing="0" w:line="276" w:lineRule="auto"/>
-        <w:ind w:firstLine="675"/>
-        <w:jc w:val="both"/>
-        <w:rPr>
-          <w:color w:val="000000"/>
-          <w:sz w:val="28"/>
-          <w:szCs w:val="28"/>
-          <w:lang w:val="en-US"/>
-        </w:rPr>
-      </w:pPr>
-      <w:r>
-        <w:rPr>
-          <w:color w:val="000000"/>
-          <w:sz w:val="28"/>
-          <w:szCs w:val="28"/>
-          <w:lang w:val="en-US"/>
-        </w:rPr>
-        <w:t xml:space="preserve">        </w:t>
-      </w:r>
-      <w:proofErr w:type="spellStart"/>
-      <w:r>
-        <w:rPr>
-          <w:color w:val="000000"/>
-          <w:sz w:val="28"/>
-          <w:szCs w:val="28"/>
-          <w:lang w:val="en-US"/>
-        </w:rPr>
-        <w:t>Console.Write</w:t>
-      </w:r>
-      <w:proofErr w:type="spellEnd"/>
-      <w:r>
-        <w:rPr>
-          <w:color w:val="000000"/>
-          <w:sz w:val="28"/>
-          <w:szCs w:val="28"/>
-          <w:lang w:val="en-US"/>
-        </w:rPr>
-        <w:t>("</w:t>
-      </w:r>
-      <w:proofErr w:type="spellStart"/>
-      <w:r>
-        <w:rPr>
-          <w:color w:val="000000"/>
-          <w:sz w:val="28"/>
-          <w:szCs w:val="28"/>
-          <w:lang w:val="en-US"/>
-        </w:rPr>
-        <w:t>Цена</w:t>
-      </w:r>
-      <w:proofErr w:type="spellEnd"/>
-      <w:r>
-        <w:rPr>
-          <w:color w:val="000000"/>
-          <w:sz w:val="28"/>
-          <w:szCs w:val="28"/>
-          <w:lang w:val="en-US"/>
-        </w:rPr>
-        <w:t xml:space="preserve"> </w:t>
-      </w:r>
-      <w:proofErr w:type="spellStart"/>
-      <w:r>
-        <w:rPr>
-          <w:color w:val="000000"/>
-          <w:sz w:val="28"/>
-          <w:szCs w:val="28"/>
-          <w:lang w:val="en-US"/>
-        </w:rPr>
-        <w:t>мыши</w:t>
-      </w:r>
-      <w:proofErr w:type="spellEnd"/>
-      <w:r>
-        <w:rPr>
-          <w:color w:val="000000"/>
-          <w:sz w:val="28"/>
-          <w:szCs w:val="28"/>
-          <w:lang w:val="en-US"/>
-        </w:rPr>
-        <w:t>: ");</w:t>
-      </w:r>
-    </w:p>
-    <w:p>
-      <w:pPr>
-        <w:pStyle w:val="aa"/>
-        <w:spacing w:before="0" w:beforeAutospacing="0" w:after="0" w:afterAutospacing="0" w:line="276" w:lineRule="auto"/>
-        <w:ind w:firstLine="675"/>
-        <w:jc w:val="both"/>
-        <w:rPr>
-          <w:color w:val="000000"/>
-          <w:sz w:val="28"/>
-          <w:szCs w:val="28"/>
-          <w:lang w:val="en-US"/>
-        </w:rPr>
-      </w:pPr>
-      <w:r>
-        <w:rPr>
-          <w:color w:val="000000"/>
-          <w:sz w:val="28"/>
-          <w:szCs w:val="28"/>
-          <w:lang w:val="en-US"/>
-        </w:rPr>
-        <w:t xml:space="preserve">        mouse = </w:t>
-      </w:r>
-      <w:proofErr w:type="spellStart"/>
-      <w:r>
-        <w:rPr>
-          <w:color w:val="000000"/>
-          <w:sz w:val="28"/>
-          <w:szCs w:val="28"/>
-          <w:lang w:val="en-US"/>
-        </w:rPr>
-        <w:t>Convert.ToDouble</w:t>
-      </w:r>
-      <w:proofErr w:type="spellEnd"/>
-      <w:r>
-        <w:rPr>
-          <w:color w:val="000000"/>
-          <w:sz w:val="28"/>
-          <w:szCs w:val="28"/>
-          <w:lang w:val="en-US"/>
-        </w:rPr>
-        <w:t>(</w:t>
-      </w:r>
-      <w:proofErr w:type="spellStart"/>
-      <w:r>
-        <w:rPr>
-          <w:color w:val="000000"/>
-          <w:sz w:val="28"/>
-          <w:szCs w:val="28"/>
-          <w:lang w:val="en-US"/>
-        </w:rPr>
-        <w:t>Console.ReadLine</w:t>
-      </w:r>
-      <w:proofErr w:type="spellEnd"/>
-      <w:r>
-        <w:rPr>
-          <w:color w:val="000000"/>
-          <w:sz w:val="28"/>
-          <w:szCs w:val="28"/>
-          <w:lang w:val="en-US"/>
-        </w:rPr>
-        <w:t>());</w:t>
-      </w:r>
-    </w:p>
-    <w:p>
-      <w:pPr>
-        <w:pStyle w:val="aa"/>
-        <w:spacing w:before="0" w:beforeAutospacing="0" w:after="0" w:afterAutospacing="0" w:line="276" w:lineRule="auto"/>
-        <w:ind w:firstLine="675"/>
-        <w:jc w:val="both"/>
-        <w:rPr>
-          <w:color w:val="000000"/>
-          <w:sz w:val="28"/>
-          <w:szCs w:val="28"/>
-          <w:lang w:val="en-US"/>
-        </w:rPr>
-      </w:pPr>
-      <w:r>
-        <w:rPr>
-          <w:color w:val="000000"/>
-          <w:sz w:val="28"/>
-          <w:szCs w:val="28"/>
-          <w:lang w:val="en-US"/>
-        </w:rPr>
-        <w:t xml:space="preserve">        one = monitor + block + keyboard + mouse;</w:t>
-      </w:r>
-    </w:p>
-    <w:p>
-      <w:pPr>
-        <w:pStyle w:val="aa"/>
-        <w:spacing w:before="0" w:beforeAutospacing="0" w:after="0" w:afterAutospacing="0" w:line="276" w:lineRule="auto"/>
-        <w:ind w:firstLine="675"/>
-        <w:jc w:val="both"/>
-        <w:rPr>
-          <w:color w:val="000000"/>
-          <w:sz w:val="28"/>
-          <w:szCs w:val="28"/>
-        </w:rPr>
-      </w:pPr>
-      <w:r>
-        <w:rPr>
-          <w:color w:val="000000"/>
-          <w:sz w:val="28"/>
-          <w:szCs w:val="28"/>
-          <w:lang w:val="en-US"/>
-        </w:rPr>
-        <w:t xml:space="preserve">        three</w:t>
-      </w:r>
-      <w:r>
-        <w:rPr>
-          <w:color w:val="000000"/>
-          <w:sz w:val="28"/>
-          <w:szCs w:val="28"/>
-        </w:rPr>
-        <w:t xml:space="preserve"> = </w:t>
-      </w:r>
-      <w:r>
-        <w:rPr>
-          <w:color w:val="000000"/>
-          <w:sz w:val="28"/>
-          <w:szCs w:val="28"/>
-          <w:lang w:val="en-US"/>
-        </w:rPr>
-        <w:t>one</w:t>
-      </w:r>
-      <w:r>
-        <w:rPr>
-          <w:color w:val="000000"/>
-          <w:sz w:val="28"/>
-          <w:szCs w:val="28"/>
-        </w:rPr>
-        <w:t xml:space="preserve"> * 3;</w:t>
-      </w:r>
-    </w:p>
-    <w:p>
-      <w:pPr>
-        <w:pStyle w:val="aa"/>
-        <w:spacing w:before="0" w:beforeAutospacing="0" w:after="0" w:afterAutospacing="0" w:line="276" w:lineRule="auto"/>
-        <w:ind w:firstLine="675"/>
-        <w:jc w:val="both"/>
-        <w:rPr>
-          <w:color w:val="000000"/>
-          <w:sz w:val="28"/>
-          <w:szCs w:val="28"/>
-        </w:rPr>
-      </w:pPr>
-      <w:r>
-        <w:rPr>
-          <w:color w:val="000000"/>
-          <w:sz w:val="28"/>
-          <w:szCs w:val="28"/>
-        </w:rPr>
-        <w:t xml:space="preserve">        </w:t>
-      </w:r>
-      <w:r>
-        <w:rPr>
-          <w:color w:val="000000"/>
-          <w:sz w:val="28"/>
-          <w:szCs w:val="28"/>
-          <w:lang w:val="en-US"/>
-        </w:rPr>
-        <w:t>Console</w:t>
-      </w:r>
-      <w:r>
-        <w:rPr>
-          <w:color w:val="000000"/>
-          <w:sz w:val="28"/>
-          <w:szCs w:val="28"/>
-        </w:rPr>
-        <w:t>.</w:t>
-      </w:r>
-      <w:r>
-        <w:rPr>
-          <w:color w:val="000000"/>
-          <w:sz w:val="28"/>
-          <w:szCs w:val="28"/>
-          <w:lang w:val="en-US"/>
-        </w:rPr>
-        <w:t>Write</w:t>
-      </w:r>
-      <w:r>
-        <w:rPr>
-          <w:color w:val="000000"/>
-          <w:sz w:val="28"/>
-          <w:szCs w:val="28"/>
-        </w:rPr>
-        <w:t xml:space="preserve">("Введите количество компьютеров </w:t>
-      </w:r>
-      <w:r>
-        <w:rPr>
-          <w:color w:val="000000"/>
-          <w:sz w:val="28"/>
-          <w:szCs w:val="28"/>
-          <w:lang w:val="en-US"/>
-        </w:rPr>
-        <w:t>N</w:t>
-      </w:r>
-      <w:r>
-        <w:rPr>
-          <w:color w:val="000000"/>
-          <w:sz w:val="28"/>
-          <w:szCs w:val="28"/>
-        </w:rPr>
-        <w:t>: ");</w:t>
-      </w:r>
-    </w:p>
-    <w:p>
-      <w:pPr>
-        <w:pStyle w:val="aa"/>
-        <w:spacing w:before="0" w:beforeAutospacing="0" w:after="0" w:afterAutospacing="0" w:line="276" w:lineRule="auto"/>
-        <w:ind w:firstLine="675"/>
-        <w:jc w:val="both"/>
-        <w:rPr>
-          <w:color w:val="000000"/>
-          <w:sz w:val="28"/>
-          <w:szCs w:val="28"/>
-          <w:lang w:val="en-US"/>
-        </w:rPr>
-      </w:pPr>
-      <w:r>
-        <w:rPr>
-          <w:color w:val="000000"/>
-          <w:sz w:val="28"/>
-          <w:szCs w:val="28"/>
-        </w:rPr>
-        <w:t xml:space="preserve">        </w:t>
-      </w:r>
-      <w:r>
-        <w:rPr>
-          <w:color w:val="000000"/>
-          <w:sz w:val="28"/>
-          <w:szCs w:val="28"/>
-          <w:lang w:val="en-US"/>
-        </w:rPr>
-        <w:t>n = Convert.ToInt32(</w:t>
-      </w:r>
-      <w:proofErr w:type="spellStart"/>
-      <w:r>
-        <w:rPr>
-          <w:color w:val="000000"/>
-          <w:sz w:val="28"/>
-          <w:szCs w:val="28"/>
-          <w:lang w:val="en-US"/>
-        </w:rPr>
-        <w:t>Console.ReadLine</w:t>
-      </w:r>
-      <w:proofErr w:type="spellEnd"/>
-      <w:r>
-        <w:rPr>
-          <w:color w:val="000000"/>
-          <w:sz w:val="28"/>
-          <w:szCs w:val="28"/>
-          <w:lang w:val="en-US"/>
-        </w:rPr>
-        <w:t>());</w:t>
-      </w:r>
-    </w:p>
-    <w:p>
-      <w:pPr>
-        <w:pStyle w:val="aa"/>
-        <w:spacing w:before="0" w:beforeAutospacing="0" w:after="0" w:afterAutospacing="0" w:line="276" w:lineRule="auto"/>
-        <w:ind w:firstLine="675"/>
-        <w:jc w:val="both"/>
-        <w:rPr>
-          <w:color w:val="000000"/>
-          <w:sz w:val="28"/>
-          <w:szCs w:val="28"/>
-        </w:rPr>
-      </w:pPr>
-      <w:r>
-        <w:rPr>
-          <w:color w:val="000000"/>
-          <w:sz w:val="28"/>
-          <w:szCs w:val="28"/>
-          <w:lang w:val="en-US"/>
-        </w:rPr>
-        <w:t xml:space="preserve">        total</w:t>
-      </w:r>
-      <w:r>
-        <w:rPr>
-          <w:color w:val="000000"/>
-          <w:sz w:val="28"/>
-          <w:szCs w:val="28"/>
-        </w:rPr>
-        <w:t xml:space="preserve"> = </w:t>
-      </w:r>
-      <w:r>
-        <w:rPr>
-          <w:color w:val="000000"/>
-          <w:sz w:val="28"/>
-          <w:szCs w:val="28"/>
-          <w:lang w:val="en-US"/>
-        </w:rPr>
-        <w:t>one</w:t>
-      </w:r>
-      <w:r>
-        <w:rPr>
-          <w:color w:val="000000"/>
-          <w:sz w:val="28"/>
-          <w:szCs w:val="28"/>
-        </w:rPr>
-        <w:t xml:space="preserve"> * </w:t>
-      </w:r>
-      <w:r>
-        <w:rPr>
-          <w:color w:val="000000"/>
-          <w:sz w:val="28"/>
-          <w:szCs w:val="28"/>
-          <w:lang w:val="en-US"/>
-        </w:rPr>
-        <w:t>n</w:t>
-      </w:r>
-      <w:r>
-        <w:rPr>
-          <w:color w:val="000000"/>
-          <w:sz w:val="28"/>
-          <w:szCs w:val="28"/>
-        </w:rPr>
-        <w:t>;</w:t>
-      </w:r>
-    </w:p>
-    <w:p>
-      <w:pPr>
-        <w:pStyle w:val="aa"/>
-        <w:spacing w:before="0" w:beforeAutospacing="0" w:after="0" w:afterAutospacing="0" w:line="276" w:lineRule="auto"/>
-        <w:ind w:firstLine="675"/>
-        <w:jc w:val="both"/>
-        <w:rPr>
-          <w:color w:val="000000"/>
-          <w:sz w:val="28"/>
-          <w:szCs w:val="28"/>
-        </w:rPr>
-      </w:pPr>
-      <w:r>
-        <w:rPr>
-          <w:color w:val="000000"/>
-          <w:sz w:val="28"/>
-          <w:szCs w:val="28"/>
-        </w:rPr>
-        <w:t xml:space="preserve">        </w:t>
-      </w:r>
-      <w:r>
-        <w:rPr>
-          <w:color w:val="000000"/>
-          <w:sz w:val="28"/>
-          <w:szCs w:val="28"/>
-          <w:lang w:val="en-US"/>
-        </w:rPr>
-        <w:t>Console</w:t>
-      </w:r>
-      <w:r>
-        <w:rPr>
-          <w:color w:val="000000"/>
-          <w:sz w:val="28"/>
-          <w:szCs w:val="28"/>
-        </w:rPr>
-        <w:t>.</w:t>
-      </w:r>
-      <w:r>
-        <w:rPr>
-          <w:color w:val="000000"/>
-          <w:sz w:val="28"/>
-          <w:szCs w:val="28"/>
-          <w:lang w:val="en-US"/>
-        </w:rPr>
-        <w:t>WriteLine</w:t>
-      </w:r>
-      <w:r>
-        <w:rPr>
-          <w:color w:val="000000"/>
-          <w:sz w:val="28"/>
-          <w:szCs w:val="28"/>
-        </w:rPr>
-        <w:t xml:space="preserve">("Стоимость одного компьютера = " + </w:t>
-      </w:r>
-      <w:r>
-        <w:rPr>
-          <w:color w:val="000000"/>
-          <w:sz w:val="28"/>
-          <w:szCs w:val="28"/>
-          <w:lang w:val="en-US"/>
-        </w:rPr>
-        <w:t>one</w:t>
-      </w:r>
-      <w:r>
-        <w:rPr>
-          <w:color w:val="000000"/>
-          <w:sz w:val="28"/>
-          <w:szCs w:val="28"/>
-        </w:rPr>
-        <w:t>);</w:t>
-      </w:r>
-    </w:p>
-    <w:p>
-      <w:pPr>
-        <w:pStyle w:val="aa"/>
-        <w:spacing w:before="0" w:beforeAutospacing="0" w:after="0" w:afterAutospacing="0" w:line="276" w:lineRule="auto"/>
-        <w:ind w:firstLine="675"/>
-        <w:jc w:val="both"/>
-        <w:rPr>
-          <w:color w:val="000000"/>
-          <w:sz w:val="28"/>
-          <w:szCs w:val="28"/>
-        </w:rPr>
-      </w:pPr>
-      <w:r>
-        <w:rPr>
-          <w:color w:val="000000"/>
-          <w:sz w:val="28"/>
-          <w:szCs w:val="28"/>
-        </w:rPr>
-        <w:t xml:space="preserve">        </w:t>
-      </w:r>
-      <w:r>
-        <w:rPr>
-          <w:color w:val="000000"/>
-          <w:sz w:val="28"/>
-          <w:szCs w:val="28"/>
-          <w:lang w:val="en-US"/>
-        </w:rPr>
-        <w:t>Console</w:t>
-      </w:r>
-      <w:r>
-        <w:rPr>
-          <w:color w:val="000000"/>
-          <w:sz w:val="28"/>
-          <w:szCs w:val="28"/>
-        </w:rPr>
-        <w:t>.</w:t>
-      </w:r>
-      <w:r>
-        <w:rPr>
-          <w:color w:val="000000"/>
-          <w:sz w:val="28"/>
-          <w:szCs w:val="28"/>
-          <w:lang w:val="en-US"/>
-        </w:rPr>
-        <w:t>WriteLine</w:t>
-      </w:r>
-      <w:r>
-        <w:rPr>
-          <w:color w:val="000000"/>
-          <w:sz w:val="28"/>
-          <w:szCs w:val="28"/>
-        </w:rPr>
-        <w:t xml:space="preserve">("Стоимость 3 компьютеров = " + </w:t>
-      </w:r>
-      <w:r>
-        <w:rPr>
-          <w:color w:val="000000"/>
-          <w:sz w:val="28"/>
-          <w:szCs w:val="28"/>
-          <w:lang w:val="en-US"/>
-        </w:rPr>
-        <w:t>three</w:t>
-      </w:r>
-      <w:r>
-        <w:rPr>
-          <w:color w:val="000000"/>
-          <w:sz w:val="28"/>
-          <w:szCs w:val="28"/>
-        </w:rPr>
-        <w:t>);</w:t>
-      </w:r>
-    </w:p>
-    <w:p>
-      <w:pPr>
-        <w:pStyle w:val="aa"/>
-        <w:spacing w:before="0" w:beforeAutospacing="0" w:after="0" w:afterAutospacing="0" w:line="276" w:lineRule="auto"/>
-        <w:ind w:firstLine="675"/>
-        <w:jc w:val="both"/>
-        <w:rPr>
-          <w:color w:val="000000"/>
-          <w:sz w:val="28"/>
-          <w:szCs w:val="28"/>
-        </w:rPr>
-      </w:pPr>
-      <w:r>
-        <w:rPr>
-          <w:color w:val="000000"/>
-          <w:sz w:val="28"/>
-          <w:szCs w:val="28"/>
-        </w:rPr>
-        <w:t xml:space="preserve">        </w:t>
-      </w:r>
-      <w:r>
-        <w:rPr>
-          <w:color w:val="000000"/>
-          <w:sz w:val="28"/>
-          <w:szCs w:val="28"/>
-          <w:lang w:val="en-US"/>
-        </w:rPr>
-        <w:t>Console</w:t>
-      </w:r>
-      <w:r>
-        <w:rPr>
-          <w:color w:val="000000"/>
-          <w:sz w:val="28"/>
-          <w:szCs w:val="28"/>
-        </w:rPr>
-        <w:t>.</w:t>
-      </w:r>
-      <w:r>
-        <w:rPr>
-          <w:color w:val="000000"/>
-          <w:sz w:val="28"/>
-          <w:szCs w:val="28"/>
-          <w:lang w:val="en-US"/>
-        </w:rPr>
-        <w:t>WriteLine</w:t>
-      </w:r>
-      <w:r>
-        <w:rPr>
-          <w:color w:val="000000"/>
-          <w:sz w:val="28"/>
-          <w:szCs w:val="28"/>
-        </w:rPr>
-        <w:t xml:space="preserve">("Стоимость " + </w:t>
-      </w:r>
-      <w:r>
-        <w:rPr>
-          <w:color w:val="000000"/>
-          <w:sz w:val="28"/>
-          <w:szCs w:val="28"/>
-          <w:lang w:val="en-US"/>
-        </w:rPr>
-        <w:t>n</w:t>
-      </w:r>
-      <w:r>
-        <w:rPr>
-          <w:color w:val="000000"/>
-          <w:sz w:val="28"/>
-          <w:szCs w:val="28"/>
-        </w:rPr>
-        <w:t xml:space="preserve"> + " компьютеров = " + </w:t>
-      </w:r>
-      <w:r>
-        <w:rPr>
-          <w:color w:val="000000"/>
-          <w:sz w:val="28"/>
-          <w:szCs w:val="28"/>
-          <w:lang w:val="en-US"/>
-        </w:rPr>
-        <w:t>total</w:t>
-      </w:r>
-      <w:r>
-        <w:rPr>
-          <w:color w:val="000000"/>
-          <w:sz w:val="28"/>
-          <w:szCs w:val="28"/>
-        </w:rPr>
-        <w:t>);</w:t>
-      </w:r>
-    </w:p>
-    <w:p>
-      <w:pPr>
-        <w:pStyle w:val="aa"/>
-        <w:spacing w:before="0" w:beforeAutospacing="0" w:after="0" w:afterAutospacing="0" w:line="276" w:lineRule="auto"/>
-        <w:ind w:firstLine="675"/>
-        <w:jc w:val="both"/>
-        <w:rPr>
-          <w:color w:val="000000"/>
-          <w:sz w:val="28"/>
-          <w:szCs w:val="28"/>
-          <w:lang w:val="en-US"/>
-        </w:rPr>
-      </w:pPr>
-      <w:r>
-        <w:rPr>
-          <w:color w:val="000000"/>
-          <w:sz w:val="28"/>
-          <w:szCs w:val="28"/>
-        </w:rPr>
-        <w:t xml:space="preserve">    </w:t>
-      </w:r>
-      <w:r>
-        <w:rPr>
-          <w:color w:val="000000"/>
-          <w:sz w:val="28"/>
-          <w:szCs w:val="28"/>
-          <w:lang w:val="en-US"/>
-        </w:rPr>
-        <w:t>}</w:t>
+        <w:lastRenderedPageBreak/>
+        <w:t xml:space="preserve">    }</w:t>
       </w:r>
     </w:p>
     <w:p>
@@ -1655,48 +1397,7 @@
                 <w:sz w:val="28"/>
                 <w:szCs w:val="28"/>
               </w:rPr>
-              <w:t>1</w:t>
-            </w:r>
-            <w:r>
-              <w:rPr>
-                <w:color w:val="000000"/>
-                <w:sz w:val="28"/>
-                <w:szCs w:val="28"/>
-              </w:rPr>
-              <w:t>00</w:t>
-            </w:r>
-            <w:r>
-              <w:rPr>
-                <w:color w:val="000000"/>
-                <w:sz w:val="28"/>
-                <w:szCs w:val="28"/>
-                <w:lang w:val="en-US"/>
-              </w:rPr>
-              <w:t xml:space="preserve">; </w:t>
-            </w:r>
-            <w:r>
-              <w:rPr>
-                <w:color w:val="000000"/>
-                <w:sz w:val="28"/>
-                <w:szCs w:val="28"/>
-              </w:rPr>
-              <w:t>300</w:t>
-            </w:r>
-            <w:r>
-              <w:rPr>
-                <w:color w:val="000000"/>
-                <w:sz w:val="28"/>
-                <w:szCs w:val="28"/>
-              </w:rPr>
-              <w:t xml:space="preserve">; </w:t>
-            </w:r>
-            <w:r>
-              <w:rPr>
-                <w:color w:val="000000"/>
-                <w:sz w:val="28"/>
-                <w:szCs w:val="28"/>
-              </w:rPr>
-              <w:t>50; 25; 3</w:t>
+              <w:t>3</w:t>
             </w:r>
           </w:p>
         </w:tc>
@@ -1722,7 +1423,7 @@
                 <w:sz w:val="28"/>
                 <w:szCs w:val="28"/>
               </w:rPr>
-              <w:t>1425</w:t>
+              <w:t>59049</w:t>
             </w:r>
           </w:p>
         </w:tc>
@@ -1781,7 +1482,6 @@
           <w:sz w:val="28"/>
           <w:szCs w:val="28"/>
         </w:rPr>
-        <w:lastRenderedPageBreak/>
         <w:t>Анализ результатов:</w:t>
       </w:r>
     </w:p>
@@ -1799,17 +1499,15 @@
       </w:pPr>
       <w:r>
         <w:rPr>
-          <w:noProof/>
-          <w:color w:val="000000"/>
-          <w:sz w:val="28"/>
-          <w:szCs w:val="28"/>
-          <w:lang w:val="en-US"/>
+          <w:color w:val="000000"/>
+          <w:sz w:val="28"/>
+          <w:szCs w:val="28"/>
         </w:rPr>
         <w:drawing>
-          <wp:inline distT="0" distB="0" distL="0" distR="0" wp14:anchorId="7C095229" wp14:editId="3ACEAA4C">
-            <wp:extent cx="3162300" cy="1435100"/>
+          <wp:inline distT="0" distB="0" distL="0" distR="0" wp14:anchorId="464EE42E" wp14:editId="6EF4CF50">
+            <wp:extent cx="635000" cy="330200"/>
             <wp:effectExtent l="0" t="0" r="0" b="0"/>
-            <wp:docPr id="569502247" name="Рисунок 1"/>
+            <wp:docPr id="1007726562" name="Рисунок 1"/>
             <wp:cNvGraphicFramePr>
               <a:graphicFrameLocks xmlns:a="http://schemas.openxmlformats.org/drawingml/2006/main" noChangeAspect="1"/>
             </wp:cNvGraphicFramePr>
@@ -1817,11 +1515,11 @@
               <a:graphicData uri="http://schemas.openxmlformats.org/drawingml/2006/picture">
                 <pic:pic xmlns:pic="http://schemas.openxmlformats.org/drawingml/2006/picture">
                   <pic:nvPicPr>
-                    <pic:cNvPr id="569502247" name=""/>
+                    <pic:cNvPr id="1007726562" name=""/>
                     <pic:cNvPicPr/>
                   </pic:nvPicPr>
                   <pic:blipFill>
-                    <a:blip r:embed="rId8"/>
+                    <a:blip r:embed="rId9"/>
                     <a:stretch>
                       <a:fillRect/>
                     </a:stretch>
@@ -1829,7 +1527,7 @@
                   <pic:spPr>
                     <a:xfrm>
                       <a:off x="0" y="0"/>
-                      <a:ext cx="3162300" cy="1435100"/>
+                      <a:ext cx="635000" cy="330200"/>
                     </a:xfrm>
                     <a:prstGeom prst="rect">
                       <a:avLst/>
@@ -1902,84 +1600,64 @@
           <w:sz w:val="28"/>
           <w:szCs w:val="28"/>
         </w:rPr>
-        <w:t>Проверить истинность высказывания:</w:t>
+        <w:t>Реализовать static метод FindEmployeesByDepartment, который</w:t>
+      </w:r>
+    </w:p>
+    <w:p>
+      <w:pPr>
+        <w:ind w:firstLine="680"/>
+        <w:rPr>
+          <w:bCs/>
+          <w:color w:val="000000"/>
+          <w:sz w:val="28"/>
+          <w:szCs w:val="28"/>
+        </w:rPr>
+      </w:pPr>
+      <w:r>
+        <w:rPr>
+          <w:bCs/>
+          <w:color w:val="000000"/>
+          <w:sz w:val="28"/>
+          <w:szCs w:val="28"/>
+        </w:rPr>
+        <w:t>возвращает список сотрудников из заданного департамента.</w:t>
+      </w:r>
+    </w:p>
+    <w:p>
+      <w:pPr>
+        <w:ind w:firstLine="680"/>
+        <w:rPr>
+          <w:bCs/>
+          <w:color w:val="000000"/>
+          <w:sz w:val="28"/>
+          <w:szCs w:val="28"/>
+          <w:lang w:val="en-US"/>
+        </w:rPr>
+      </w:pPr>
+      <w:r>
+        <w:rPr>
+          <w:color w:val="000000" w:themeColor="text1"/>
+          <w:sz w:val="28"/>
+          <w:szCs w:val="28"/>
+        </w:rPr>
+        <w:t>Листинг</w:t>
       </w:r>
       <w:r>
         <w:rPr>
-          <w:bCs/>
-          <w:color w:val="000000"/>
-          <w:sz w:val="28"/>
-          <w:szCs w:val="28"/>
+          <w:color w:val="000000" w:themeColor="text1"/>
+          <w:sz w:val="28"/>
+          <w:szCs w:val="28"/>
+          <w:lang w:val="en-US"/>
         </w:rPr>
         <w:t xml:space="preserve"> </w:t>
       </w:r>
       <w:r>
         <w:rPr>
-          <w:bCs/>
-          <w:color w:val="000000"/>
-          <w:sz w:val="28"/>
-          <w:szCs w:val="28"/>
-        </w:rPr>
-        <w:t>“</w:t>
-      </w:r>
-      <w:r>
-        <w:rPr>
-          <w:bCs/>
-          <w:color w:val="000000"/>
-          <w:sz w:val="28"/>
-          <w:szCs w:val="28"/>
-        </w:rPr>
-        <w:t>Цифры данного</w:t>
-      </w:r>
-    </w:p>
-    <w:p>
-      <w:pPr>
-        <w:ind w:firstLine="680"/>
-        <w:rPr>
-          <w:bCs/>
-          <w:color w:val="000000"/>
-          <w:sz w:val="28"/>
-          <w:szCs w:val="28"/>
-          <w:lang w:val="en-US"/>
-        </w:rPr>
-      </w:pPr>
-      <w:r>
-        <w:rPr>
-          <w:bCs/>
-          <w:color w:val="000000"/>
-          <w:sz w:val="28"/>
-          <w:szCs w:val="28"/>
-        </w:rPr>
-        <w:t>трехзначного числа образуют геометрическую прогрессию</w:t>
-      </w:r>
-      <w:r>
-        <w:rPr>
-          <w:bCs/>
-          <w:color w:val="000000"/>
-          <w:sz w:val="28"/>
-          <w:szCs w:val="28"/>
-        </w:rPr>
-        <w:t>”</w:t>
-      </w:r>
-    </w:p>
-    <w:p>
-      <w:pPr>
-        <w:ind w:firstLine="680"/>
-        <w:rPr>
-          <w:bCs/>
-          <w:color w:val="000000"/>
-          <w:sz w:val="28"/>
-          <w:szCs w:val="28"/>
-          <w:lang w:val="en-US"/>
-        </w:rPr>
-      </w:pPr>
-      <w:r>
-        <w:rPr>
           <w:color w:val="000000" w:themeColor="text1"/>
           <w:sz w:val="28"/>
           <w:szCs w:val="28"/>
         </w:rPr>
-        <w:t>Листинг</w:t>
+        <w:t>части</w:t>
       </w:r>
       <w:r>
         <w:rPr>
@@ -2028,7 +1706,38 @@
           <w:szCs w:val="28"/>
           <w:lang w:val="en-US"/>
         </w:rPr>
-        <w:t>using System;</w:t>
+        <w:t xml:space="preserve">    public static List&lt;employee&gt; </w:t>
+      </w:r>
+      <w:proofErr w:type="spellStart"/>
+      <w:proofErr w:type="gramStart"/>
+      <w:r>
+        <w:rPr>
+          <w:color w:val="000000" w:themeColor="text1"/>
+          <w:sz w:val="28"/>
+          <w:szCs w:val="28"/>
+          <w:lang w:val="en-US"/>
+        </w:rPr>
+        <w:t>findemployeesbydepartment</w:t>
+      </w:r>
+      <w:proofErr w:type="spellEnd"/>
+      <w:r>
+        <w:rPr>
+          <w:color w:val="000000" w:themeColor="text1"/>
+          <w:sz w:val="28"/>
+          <w:szCs w:val="28"/>
+          <w:lang w:val="en-US"/>
+        </w:rPr>
+        <w:t>(</w:t>
+      </w:r>
+      <w:proofErr w:type="gramEnd"/>
+      <w:r>
+        <w:rPr>
+          <w:color w:val="000000" w:themeColor="text1"/>
+          <w:sz w:val="28"/>
+          <w:szCs w:val="28"/>
+          <w:lang w:val="en-US"/>
+        </w:rPr>
+        <w:t>List&lt;employee&gt; a, string dep)</w:t>
       </w:r>
     </w:p>
     <w:p>
@@ -2051,7 +1760,7 @@
           <w:szCs w:val="28"/>
           <w:lang w:val="en-US"/>
         </w:rPr>
-        <w:t>class Program</w:t>
+        <w:t xml:space="preserve">    {</w:t>
       </w:r>
     </w:p>
     <w:p>
@@ -2074,7 +1783,27 @@
           <w:szCs w:val="28"/>
           <w:lang w:val="en-US"/>
         </w:rPr>
-        <w:t>{</w:t>
+        <w:t xml:space="preserve">        List&lt;employee&gt; r = new List&lt;employee</w:t>
+      </w:r>
+      <w:proofErr w:type="gramStart"/>
+      <w:r>
+        <w:rPr>
+          <w:color w:val="000000" w:themeColor="text1"/>
+          <w:sz w:val="28"/>
+          <w:szCs w:val="28"/>
+          <w:lang w:val="en-US"/>
+        </w:rPr>
+        <w:t>&gt;(</w:t>
+      </w:r>
+      <w:proofErr w:type="gramEnd"/>
+      <w:r>
+        <w:rPr>
+          <w:color w:val="000000" w:themeColor="text1"/>
+          <w:sz w:val="28"/>
+          <w:szCs w:val="28"/>
+          <w:lang w:val="en-US"/>
+        </w:rPr>
+        <w:t>);</w:t>
       </w:r>
     </w:p>
     <w:p>
@@ -2097,8 +1826,49 @@
           <w:szCs w:val="28"/>
           <w:lang w:val="en-US"/>
         </w:rPr>
-        <w:t xml:space="preserve">    static void </w:t>
+        <w:t xml:space="preserve">        for (int </w:t>
       </w:r>
+      <w:proofErr w:type="spellStart"/>
+      <w:r>
+        <w:rPr>
+          <w:color w:val="000000" w:themeColor="text1"/>
+          <w:sz w:val="28"/>
+          <w:szCs w:val="28"/>
+          <w:lang w:val="en-US"/>
+        </w:rPr>
+        <w:t>i</w:t>
+      </w:r>
+      <w:proofErr w:type="spellEnd"/>
+      <w:r>
+        <w:rPr>
+          <w:color w:val="000000" w:themeColor="text1"/>
+          <w:sz w:val="28"/>
+          <w:szCs w:val="28"/>
+          <w:lang w:val="en-US"/>
+        </w:rPr>
+        <w:t xml:space="preserve"> = 0; </w:t>
+      </w:r>
+      <w:proofErr w:type="spellStart"/>
+      <w:r>
+        <w:rPr>
+          <w:color w:val="000000" w:themeColor="text1"/>
+          <w:sz w:val="28"/>
+          <w:szCs w:val="28"/>
+          <w:lang w:val="en-US"/>
+        </w:rPr>
+        <w:t>i</w:t>
+      </w:r>
+      <w:proofErr w:type="spellEnd"/>
+      <w:r>
+        <w:rPr>
+          <w:color w:val="000000" w:themeColor="text1"/>
+          <w:sz w:val="28"/>
+          <w:szCs w:val="28"/>
+          <w:lang w:val="en-US"/>
+        </w:rPr>
+        <w:t xml:space="preserve"> &lt; </w:t>
+      </w:r>
+      <w:proofErr w:type="spellStart"/>
       <w:proofErr w:type="gramStart"/>
       <w:r>
         <w:rPr>
@@ -2107,8 +1877,9 @@
           <w:szCs w:val="28"/>
           <w:lang w:val="en-US"/>
         </w:rPr>
-        <w:t>Main(</w:t>
+        <w:t>a.Count</w:t>
       </w:r>
+      <w:proofErr w:type="spellEnd"/>
       <w:proofErr w:type="gramEnd"/>
       <w:r>
         <w:rPr>
@@ -2117,7 +1888,27 @@
           <w:szCs w:val="28"/>
           <w:lang w:val="en-US"/>
         </w:rPr>
-        <w:t>)</w:t>
+        <w:t xml:space="preserve">; </w:t>
+      </w:r>
+      <w:proofErr w:type="spellStart"/>
+      <w:r>
+        <w:rPr>
+          <w:color w:val="000000" w:themeColor="text1"/>
+          <w:sz w:val="28"/>
+          <w:szCs w:val="28"/>
+          <w:lang w:val="en-US"/>
+        </w:rPr>
+        <w:t>i</w:t>
+      </w:r>
+      <w:proofErr w:type="spellEnd"/>
+      <w:r>
+        <w:rPr>
+          <w:color w:val="000000" w:themeColor="text1"/>
+          <w:sz w:val="28"/>
+          <w:szCs w:val="28"/>
+          <w:lang w:val="en-US"/>
+        </w:rPr>
+        <w:t>++)</w:t>
       </w:r>
     </w:p>
     <w:p>
@@ -2140,7 +1931,27 @@
           <w:szCs w:val="28"/>
           <w:lang w:val="en-US"/>
         </w:rPr>
-        <w:t xml:space="preserve">    {</w:t>
+        <w:t xml:space="preserve">            if (a[</w:t>
+      </w:r>
+      <w:proofErr w:type="spellStart"/>
+      <w:r>
+        <w:rPr>
+          <w:color w:val="000000" w:themeColor="text1"/>
+          <w:sz w:val="28"/>
+          <w:szCs w:val="28"/>
+          <w:lang w:val="en-US"/>
+        </w:rPr>
+        <w:t>i</w:t>
+      </w:r>
+      <w:proofErr w:type="spellEnd"/>
+      <w:r>
+        <w:rPr>
+          <w:color w:val="000000" w:themeColor="text1"/>
+          <w:sz w:val="28"/>
+          <w:szCs w:val="28"/>
+          <w:lang w:val="en-US"/>
+        </w:rPr>
+        <w:t>].dep == dep)</w:t>
       </w:r>
     </w:p>
     <w:p>
@@ -2163,7 +1974,49 @@
           <w:szCs w:val="28"/>
           <w:lang w:val="en-US"/>
         </w:rPr>
-        <w:t xml:space="preserve">        int n;</w:t>
+        <w:t xml:space="preserve">                </w:t>
+      </w:r>
+      <w:proofErr w:type="spellStart"/>
+      <w:proofErr w:type="gramStart"/>
+      <w:r>
+        <w:rPr>
+          <w:color w:val="000000" w:themeColor="text1"/>
+          <w:sz w:val="28"/>
+          <w:szCs w:val="28"/>
+          <w:lang w:val="en-US"/>
+        </w:rPr>
+        <w:t>r.Add</w:t>
+      </w:r>
+      <w:proofErr w:type="spellEnd"/>
+      <w:proofErr w:type="gramEnd"/>
+      <w:r>
+        <w:rPr>
+          <w:color w:val="000000" w:themeColor="text1"/>
+          <w:sz w:val="28"/>
+          <w:szCs w:val="28"/>
+          <w:lang w:val="en-US"/>
+        </w:rPr>
+        <w:t>(a[</w:t>
+      </w:r>
+      <w:proofErr w:type="spellStart"/>
+      <w:r>
+        <w:rPr>
+          <w:color w:val="000000" w:themeColor="text1"/>
+          <w:sz w:val="28"/>
+          <w:szCs w:val="28"/>
+          <w:lang w:val="en-US"/>
+        </w:rPr>
+        <w:t>i</w:t>
+      </w:r>
+      <w:proofErr w:type="spellEnd"/>
+      <w:r>
+        <w:rPr>
+          <w:color w:val="000000" w:themeColor="text1"/>
+          <w:sz w:val="28"/>
+          <w:szCs w:val="28"/>
+          <w:lang w:val="en-US"/>
+        </w:rPr>
+        <w:t>]);</w:t>
       </w:r>
     </w:p>
     <w:p>
@@ -2176,6 +2029,7 @@
           <w:color w:val="000000" w:themeColor="text1"/>
           <w:sz w:val="28"/>
           <w:szCs w:val="28"/>
+          <w:lang w:val="en-US"/>
         </w:rPr>
       </w:pPr>
       <w:r>
@@ -2185,32 +2039,7 @@
           <w:szCs w:val="28"/>
           <w:lang w:val="en-US"/>
         </w:rPr>
-        <w:t xml:space="preserve">        Console</w:t>
-      </w:r>
-      <w:r>
-        <w:rPr>
-          <w:color w:val="000000" w:themeColor="text1"/>
-          <w:sz w:val="28"/>
-          <w:szCs w:val="28"/>
-        </w:rPr>
-        <w:t>.</w:t>
-      </w:r>
-      <w:r>
-        <w:rPr>
-          <w:color w:val="000000" w:themeColor="text1"/>
-          <w:sz w:val="28"/>
-          <w:szCs w:val="28"/>
-          <w:lang w:val="en-US"/>
-        </w:rPr>
-        <w:t>Write</w:t>
-      </w:r>
-      <w:r>
-        <w:rPr>
-          <w:color w:val="000000" w:themeColor="text1"/>
-          <w:sz w:val="28"/>
-          <w:szCs w:val="28"/>
-        </w:rPr>
-        <w:t>("Введите трехзначное число: ");</w:t>
+        <w:t xml:space="preserve">        return r;</w:t>
       </w:r>
     </w:p>
     <w:p>
@@ -2231,37 +2060,9 @@
           <w:color w:val="000000" w:themeColor="text1"/>
           <w:sz w:val="28"/>
           <w:szCs w:val="28"/>
-        </w:rPr>
-        <w:t xml:space="preserve">        </w:t>
-      </w:r>
-      <w:r>
-        <w:rPr>
-          <w:color w:val="000000" w:themeColor="text1"/>
-          <w:sz w:val="28"/>
-          <w:szCs w:val="28"/>
           <w:lang w:val="en-US"/>
         </w:rPr>
-        <w:t>n = Convert.ToInt32(</w:t>
-      </w:r>
-      <w:proofErr w:type="spellStart"/>
-      <w:r>
-        <w:rPr>
-          <w:color w:val="000000" w:themeColor="text1"/>
-          <w:sz w:val="28"/>
-          <w:szCs w:val="28"/>
-          <w:lang w:val="en-US"/>
-        </w:rPr>
-        <w:t>Console.ReadLine</w:t>
-      </w:r>
-      <w:proofErr w:type="spellEnd"/>
-      <w:r>
-        <w:rPr>
-          <w:color w:val="000000" w:themeColor="text1"/>
-          <w:sz w:val="28"/>
-          <w:szCs w:val="28"/>
-          <w:lang w:val="en-US"/>
-        </w:rPr>
-        <w:t>());</w:t>
+        <w:t xml:space="preserve">    }</w:t>
       </w:r>
     </w:p>
     <w:p>
@@ -2284,238 +2085,6 @@
           <w:szCs w:val="28"/>
           <w:lang w:val="en-US"/>
         </w:rPr>
-        <w:t xml:space="preserve">        int a = n / 100;</w:t>
-      </w:r>
-    </w:p>
-    <w:p>
-      <w:pPr>
-        <w:pStyle w:val="aa"/>
-        <w:spacing w:before="0" w:beforeAutospacing="0" w:after="0" w:afterAutospacing="0" w:line="276" w:lineRule="auto"/>
-        <w:ind w:firstLine="675"/>
-        <w:jc w:val="both"/>
-        <w:rPr>
-          <w:color w:val="000000" w:themeColor="text1"/>
-          <w:sz w:val="28"/>
-          <w:szCs w:val="28"/>
-          <w:lang w:val="en-US"/>
-        </w:rPr>
-      </w:pPr>
-      <w:r>
-        <w:rPr>
-          <w:color w:val="000000" w:themeColor="text1"/>
-          <w:sz w:val="28"/>
-          <w:szCs w:val="28"/>
-          <w:lang w:val="en-US"/>
-        </w:rPr>
-        <w:t xml:space="preserve">        int b = (n / 10) % 10;</w:t>
-      </w:r>
-    </w:p>
-    <w:p>
-      <w:pPr>
-        <w:pStyle w:val="aa"/>
-        <w:spacing w:before="0" w:beforeAutospacing="0" w:after="0" w:afterAutospacing="0" w:line="276" w:lineRule="auto"/>
-        <w:ind w:firstLine="675"/>
-        <w:jc w:val="both"/>
-        <w:rPr>
-          <w:color w:val="000000" w:themeColor="text1"/>
-          <w:sz w:val="28"/>
-          <w:szCs w:val="28"/>
-          <w:lang w:val="en-US"/>
-        </w:rPr>
-      </w:pPr>
-      <w:r>
-        <w:rPr>
-          <w:color w:val="000000" w:themeColor="text1"/>
-          <w:sz w:val="28"/>
-          <w:szCs w:val="28"/>
-          <w:lang w:val="en-US"/>
-        </w:rPr>
-        <w:t xml:space="preserve">        int c = n % 10;</w:t>
-      </w:r>
-    </w:p>
-    <w:p>
-      <w:pPr>
-        <w:pStyle w:val="aa"/>
-        <w:spacing w:before="0" w:beforeAutospacing="0" w:after="0" w:afterAutospacing="0" w:line="276" w:lineRule="auto"/>
-        <w:ind w:firstLine="675"/>
-        <w:jc w:val="both"/>
-        <w:rPr>
-          <w:color w:val="000000" w:themeColor="text1"/>
-          <w:sz w:val="28"/>
-          <w:szCs w:val="28"/>
-          <w:lang w:val="en-US"/>
-        </w:rPr>
-      </w:pPr>
-      <w:r>
-        <w:rPr>
-          <w:color w:val="000000" w:themeColor="text1"/>
-          <w:sz w:val="28"/>
-          <w:szCs w:val="28"/>
-          <w:lang w:val="en-US"/>
-        </w:rPr>
-        <w:t xml:space="preserve">        if (b * b == a * c)</w:t>
-      </w:r>
-    </w:p>
-    <w:p>
-      <w:pPr>
-        <w:pStyle w:val="aa"/>
-        <w:spacing w:before="0" w:beforeAutospacing="0" w:after="0" w:afterAutospacing="0" w:line="276" w:lineRule="auto"/>
-        <w:ind w:firstLine="675"/>
-        <w:jc w:val="both"/>
-        <w:rPr>
-          <w:color w:val="000000" w:themeColor="text1"/>
-          <w:sz w:val="28"/>
-          <w:szCs w:val="28"/>
-        </w:rPr>
-      </w:pPr>
-      <w:r>
-        <w:rPr>
-          <w:color w:val="000000" w:themeColor="text1"/>
-          <w:sz w:val="28"/>
-          <w:szCs w:val="28"/>
-          <w:lang w:val="en-US"/>
-        </w:rPr>
-        <w:t xml:space="preserve">            Console</w:t>
-      </w:r>
-      <w:r>
-        <w:rPr>
-          <w:color w:val="000000" w:themeColor="text1"/>
-          <w:sz w:val="28"/>
-          <w:szCs w:val="28"/>
-        </w:rPr>
-        <w:t>.</w:t>
-      </w:r>
-      <w:r>
-        <w:rPr>
-          <w:color w:val="000000" w:themeColor="text1"/>
-          <w:sz w:val="28"/>
-          <w:szCs w:val="28"/>
-          <w:lang w:val="en-US"/>
-        </w:rPr>
-        <w:t>WriteLine</w:t>
-      </w:r>
-      <w:r>
-        <w:rPr>
-          <w:color w:val="000000" w:themeColor="text1"/>
-          <w:sz w:val="28"/>
-          <w:szCs w:val="28"/>
-        </w:rPr>
-        <w:t>("Цифры образуют геометрическую прогрессию");</w:t>
-      </w:r>
-    </w:p>
-    <w:p>
-      <w:pPr>
-        <w:pStyle w:val="aa"/>
-        <w:spacing w:before="0" w:beforeAutospacing="0" w:after="0" w:afterAutospacing="0" w:line="276" w:lineRule="auto"/>
-        <w:ind w:firstLine="675"/>
-        <w:jc w:val="both"/>
-        <w:rPr>
-          <w:color w:val="000000" w:themeColor="text1"/>
-          <w:sz w:val="28"/>
-          <w:szCs w:val="28"/>
-        </w:rPr>
-      </w:pPr>
-      <w:r>
-        <w:rPr>
-          <w:color w:val="000000" w:themeColor="text1"/>
-          <w:sz w:val="28"/>
-          <w:szCs w:val="28"/>
-        </w:rPr>
-        <w:t xml:space="preserve">        </w:t>
-      </w:r>
-      <w:r>
-        <w:rPr>
-          <w:color w:val="000000" w:themeColor="text1"/>
-          <w:sz w:val="28"/>
-          <w:szCs w:val="28"/>
-          <w:lang w:val="en-US"/>
-        </w:rPr>
-        <w:t>else</w:t>
-      </w:r>
-    </w:p>
-    <w:p>
-      <w:pPr>
-        <w:pStyle w:val="aa"/>
-        <w:spacing w:before="0" w:beforeAutospacing="0" w:after="0" w:afterAutospacing="0" w:line="276" w:lineRule="auto"/>
-        <w:ind w:firstLine="675"/>
-        <w:jc w:val="both"/>
-        <w:rPr>
-          <w:color w:val="000000" w:themeColor="text1"/>
-          <w:sz w:val="28"/>
-          <w:szCs w:val="28"/>
-        </w:rPr>
-      </w:pPr>
-      <w:r>
-        <w:rPr>
-          <w:color w:val="000000" w:themeColor="text1"/>
-          <w:sz w:val="28"/>
-          <w:szCs w:val="28"/>
-        </w:rPr>
-        <w:t xml:space="preserve">            </w:t>
-      </w:r>
-      <w:r>
-        <w:rPr>
-          <w:color w:val="000000" w:themeColor="text1"/>
-          <w:sz w:val="28"/>
-          <w:szCs w:val="28"/>
-          <w:lang w:val="en-US"/>
-        </w:rPr>
-        <w:t>Console</w:t>
-      </w:r>
-      <w:r>
-        <w:rPr>
-          <w:color w:val="000000" w:themeColor="text1"/>
-          <w:sz w:val="28"/>
-          <w:szCs w:val="28"/>
-        </w:rPr>
-        <w:t>.</w:t>
-      </w:r>
-      <w:r>
-        <w:rPr>
-          <w:color w:val="000000" w:themeColor="text1"/>
-          <w:sz w:val="28"/>
-          <w:szCs w:val="28"/>
-          <w:lang w:val="en-US"/>
-        </w:rPr>
-        <w:t>WriteLine</w:t>
-      </w:r>
-      <w:r>
-        <w:rPr>
-          <w:color w:val="000000" w:themeColor="text1"/>
-          <w:sz w:val="28"/>
-          <w:szCs w:val="28"/>
-        </w:rPr>
-        <w:t>("Цифры НЕ образуют геометрическую прогрессию");</w:t>
-      </w:r>
-    </w:p>
-    <w:p>
-      <w:pPr>
-        <w:pStyle w:val="aa"/>
-        <w:spacing w:before="0" w:beforeAutospacing="0" w:after="0" w:afterAutospacing="0" w:line="276" w:lineRule="auto"/>
-        <w:ind w:firstLine="675"/>
-        <w:jc w:val="both"/>
-        <w:rPr>
-          <w:color w:val="000000" w:themeColor="text1"/>
-          <w:sz w:val="28"/>
-          <w:szCs w:val="28"/>
-          <w:lang w:val="en-US"/>
-        </w:rPr>
-      </w:pPr>
-      <w:r>
-        <w:rPr>
-          <w:color w:val="000000" w:themeColor="text1"/>
-          <w:sz w:val="28"/>
-          <w:szCs w:val="28"/>
-        </w:rPr>
-        <w:t xml:space="preserve">    </w:t>
-      </w:r>
-      <w:r>
-        <w:rPr>
-          <w:color w:val="000000" w:themeColor="text1"/>
-          <w:sz w:val="28"/>
-          <w:szCs w:val="28"/>
-          <w:lang w:val="en-US"/>
-        </w:rPr>
         <w:t>}</w:t>
       </w:r>
     </w:p>
@@ -2524,27 +2093,6 @@
         <w:pStyle w:val="aa"/>
         <w:spacing w:before="0" w:beforeAutospacing="0" w:after="0" w:afterAutospacing="0" w:line="276" w:lineRule="auto"/>
         <w:ind w:firstLine="675"/>
-        <w:jc w:val="both"/>
-        <w:rPr>
-          <w:color w:val="000000" w:themeColor="text1"/>
-          <w:sz w:val="28"/>
-          <w:szCs w:val="28"/>
-        </w:rPr>
-      </w:pPr>
-      <w:r>
-        <w:rPr>
-          <w:color w:val="000000" w:themeColor="text1"/>
-          <w:sz w:val="28"/>
-          <w:szCs w:val="28"/>
-        </w:rPr>
-        <w:t>}</w:t>
-      </w:r>
-    </w:p>
-    <w:p>
-      <w:pPr>
-        <w:pStyle w:val="aa"/>
-        <w:spacing w:before="0" w:beforeAutospacing="0" w:after="0" w:afterAutospacing="0" w:line="276" w:lineRule="auto"/>
-        <w:ind w:firstLine="677"/>
         <w:jc w:val="both"/>
         <w:rPr>
           <w:color w:val="000000"/>
@@ -2629,6 +2177,9 @@
         </w:tc>
       </w:tr>
       <w:tr>
+        <w:trPr>
+          <w:trHeight w:val="414"/>
+        </w:trPr>
         <w:tc>
           <w:tcPr>
             <w:tcW w:w="4955" w:type="dxa"/>
@@ -2643,7 +2194,6 @@
                 <w:color w:val="000000"/>
                 <w:sz w:val="28"/>
                 <w:szCs w:val="28"/>
-                <w:lang w:val="en-US"/>
               </w:rPr>
             </w:pPr>
             <w:r>
@@ -2652,16 +2202,7 @@
                 <w:sz w:val="28"/>
                 <w:szCs w:val="28"/>
               </w:rPr>
-              <w:t>3</w:t>
-            </w:r>
-            <w:r>
-              <w:rPr>
-                <w:color w:val="000000"/>
-                <w:sz w:val="28"/>
-                <w:szCs w:val="28"/>
-                <w:lang w:val="en-US"/>
-              </w:rPr>
-              <w:t>64</w:t>
+              <w:t>-</w:t>
             </w:r>
           </w:p>
         </w:tc>
@@ -2679,7 +2220,6 @@
                 <w:color w:val="000000"/>
                 <w:sz w:val="28"/>
                 <w:szCs w:val="28"/>
-                <w:lang w:val="en-US"/>
               </w:rPr>
             </w:pPr>
             <w:r>
@@ -2687,26 +2227,8 @@
                 <w:color w:val="000000"/>
                 <w:sz w:val="28"/>
                 <w:szCs w:val="28"/>
-                <w:lang w:val="en-US"/>
               </w:rPr>
-              <w:t>“</w:t>
-            </w:r>
-            <w:r>
-              <w:rPr>
-                <w:color w:val="000000"/>
-                <w:sz w:val="28"/>
-                <w:szCs w:val="28"/>
-              </w:rPr>
-              <w:t>Не образует геометрическую прогрессию</w:t>
-            </w:r>
-            <w:r>
-              <w:rPr>
-                <w:color w:val="000000"/>
-                <w:sz w:val="28"/>
-                <w:szCs w:val="28"/>
-                <w:lang w:val="en-US"/>
-              </w:rPr>
-              <w:t>”</w:t>
+              <w:t>Иван; Олег</w:t>
             </w:r>
           </w:p>
         </w:tc>
@@ -2748,10 +2270,10 @@
           <w:szCs w:val="28"/>
         </w:rPr>
         <w:drawing>
-          <wp:inline distT="0" distB="0" distL="0" distR="0" wp14:anchorId="46A77D8A" wp14:editId="55AFC10F">
-            <wp:extent cx="3733800" cy="419100"/>
+          <wp:inline distT="0" distB="0" distL="0" distR="0" wp14:anchorId="7BB2659C" wp14:editId="090BB55F">
+            <wp:extent cx="444500" cy="330200"/>
             <wp:effectExtent l="0" t="0" r="0" b="0"/>
-            <wp:docPr id="1862546165" name="Рисунок 1"/>
+            <wp:docPr id="153532221" name="Рисунок 1"/>
             <wp:cNvGraphicFramePr>
               <a:graphicFrameLocks xmlns:a="http://schemas.openxmlformats.org/drawingml/2006/main" noChangeAspect="1"/>
             </wp:cNvGraphicFramePr>
@@ -2759,11 +2281,11 @@
               <a:graphicData uri="http://schemas.openxmlformats.org/drawingml/2006/picture">
                 <pic:pic xmlns:pic="http://schemas.openxmlformats.org/drawingml/2006/picture">
                   <pic:nvPicPr>
-                    <pic:cNvPr id="1862546165" name=""/>
+                    <pic:cNvPr id="153532221" name=""/>
                     <pic:cNvPicPr/>
                   </pic:nvPicPr>
                   <pic:blipFill>
-                    <a:blip r:embed="rId9"/>
+                    <a:blip r:embed="rId10"/>
                     <a:stretch>
                       <a:fillRect/>
                     </a:stretch>
@@ -2771,7 +2293,7 @@
                   <pic:spPr>
                     <a:xfrm>
                       <a:off x="0" y="0"/>
-                      <a:ext cx="3733800" cy="419100"/>
+                      <a:ext cx="444500" cy="330200"/>
                     </a:xfrm>
                     <a:prstGeom prst="rect">
                       <a:avLst/>
@@ -2803,11 +2325,11 @@
       </w:r>
     </w:p>
     <w:sectPr>
-      <w:headerReference w:type="default" r:id="rId10"/>
-      <w:footerReference w:type="even" r:id="rId11"/>
-      <w:footerReference w:type="default" r:id="rId12"/>
-      <w:headerReference w:type="first" r:id="rId13"/>
-      <w:footerReference w:type="first" r:id="rId14"/>
+      <w:headerReference w:type="default" r:id="rId11"/>
+      <w:footerReference w:type="even" r:id="rId12"/>
+      <w:footerReference w:type="default" r:id="rId13"/>
+      <w:headerReference w:type="first" r:id="rId14"/>
+      <w:footerReference w:type="first" r:id="rId15"/>
       <w:pgSz w:w="11906" w:h="16838"/>
       <w:pgMar w:top="851" w:right="567" w:bottom="1418" w:left="1418" w:header="720" w:footer="720" w:gutter="0"/>
       <w:pgNumType w:start="4"/>
